--- a/部署傻瓜手册.docx
+++ b/部署傻瓜手册.docx
@@ -20,70 +20,7 @@
     <w:p>
       <w:pPr/>
       <w:r>
-        <w:t xml:space="preserve">适用对象：拿到本仓库全部文件的部署人员（已 </w:t>
-      </w:r>
-      <w:r>
-        <w:rPr>
-          <w:rFonts w:ascii="Consolas" w:hAnsi="Consolas"/>
-        </w:rPr>
-        <w:t>git clone</w:t>
-      </w:r>
-      <w:r>
-        <w:t xml:space="preserve"> 或拷贝了整个项目文件夹）。 目标：在一台 </w:t>
-      </w:r>
-      <w:r>
-        <w:rPr>
-          <w:b/>
-        </w:rPr>
-        <w:t>Linux 服务器</w:t>
-      </w:r>
-      <w:r>
-        <w:t xml:space="preserve"> 上把整套系统跑起来，并能在浏览器访问、能对话。 写文档时对照的真实文件：</w:t>
-      </w:r>
-      <w:r>
-        <w:rPr>
-          <w:rFonts w:ascii="Consolas" w:hAnsi="Consolas"/>
-        </w:rPr>
-        <w:t>docker-compose.prod.yml</w:t>
-      </w:r>
-      <w:r>
-        <w:t>、</w:t>
-      </w:r>
-      <w:r>
-        <w:rPr>
-          <w:rFonts w:ascii="Consolas" w:hAnsi="Consolas"/>
-        </w:rPr>
-        <w:t>scripts/deploy_prod.sh</w:t>
-      </w:r>
-      <w:r>
-        <w:t>、</w:t>
-      </w:r>
-      <w:r>
-        <w:rPr>
-          <w:rFonts w:ascii="Consolas" w:hAnsi="Consolas"/>
-        </w:rPr>
-        <w:t>scripts/init_prod_env.sh</w:t>
-      </w:r>
-      <w:r>
-        <w:t>、</w:t>
-      </w:r>
-      <w:r>
-        <w:rPr>
-          <w:rFonts w:ascii="Consolas" w:hAnsi="Consolas"/>
-        </w:rPr>
-        <w:t>.env.template</w:t>
-      </w:r>
-      <w:r>
-        <w:t xml:space="preserve">、各 </w:t>
-      </w:r>
-      <w:r>
-        <w:rPr>
-          <w:rFonts w:ascii="Consolas" w:hAnsi="Consolas"/>
-        </w:rPr>
-        <w:t>docker/*.Dockerfile</w:t>
-      </w:r>
-      <w:r>
-        <w:t>。命令均可整段复制粘贴。</w:t>
+        <w:t>适用对象：拿到本仓库全部文件的部署人员（已 git clone 或拷贝了整个项目文件夹）。 目标：在一台 Linux 服务器上把整套系统跑起来，并能在浏览器访问、能对话。 写文档时对照的真实文件：docker-compose.prod.yml、scripts/deploy_prod.sh、scripts/init_prod_env.sh、.env.template、各 docker/*.Dockerfile。命令均可整段复制粘贴。</w:t>
       </w:r>
       <w:r/>
     </w:p>
@@ -110,16 +47,7 @@
     <w:p>
       <w:pPr/>
       <w:r>
-        <w:t>仓库里 docker 部署需要的文件</w:t>
-      </w:r>
-      <w:r>
-        <w:rPr>
-          <w:b/>
-        </w:rPr>
-        <w:t>全都在 git 里、一个不少</w:t>
-      </w:r>
-      <w:r>
-        <w:t>：</w:t>
+        <w:t>仓库里 docker 部署需要的文件全都在 git 里、一个不少：</w:t>
       </w:r>
       <w:r/>
     </w:p>
@@ -159,42 +87,7 @@
     <w:p>
       <w:pPr/>
       <w:r>
-        <w:rPr>
-          <w:b/>
-        </w:rPr>
-        <w:t xml:space="preserve">唯一故意不在 git 里的文件是 </w:t>
-      </w:r>
-      <w:r>
-        <w:rPr>
-          <w:rFonts w:ascii="Consolas" w:hAnsi="Consolas"/>
-          <w:b/>
-        </w:rPr>
-        <w:t>.env.prod</w:t>
-      </w:r>
-      <w:r>
-        <w:t>（里面放密钥，不能进版本库）。它必须由你本地生成（见第 4 步）。所以"docker 里什么都没有"的真实含义通常是：</w:t>
-      </w:r>
-      <w:r>
-        <w:rPr>
-          <w:b/>
-        </w:rPr>
-        <w:t xml:space="preserve">没生成 </w:t>
-      </w:r>
-      <w:r>
-        <w:rPr>
-          <w:rFonts w:ascii="Consolas" w:hAnsi="Consolas"/>
-          <w:b/>
-        </w:rPr>
-        <w:t>.env.prod</w:t>
-      </w:r>
-      <w:r>
-        <w:rPr>
-          <w:b/>
-        </w:rPr>
-        <w:t xml:space="preserve"> + 没装/启动 Docker + 没拉镜像</w:t>
-      </w:r>
-      <w:r>
-        <w:t>——不是仓库缺文件。</w:t>
+        <w:t>唯一故意不在 git 里的文件是 .env.prod（里面放密钥，不能进版本库）。它必须由你本地生成（见第 4 步）。所以"docker 里什么都没有"的真实含义通常是：没生成 .env.prod + 没装/启动 Docker + 没拉镜像，不是仓库缺文件。</w:t>
       </w:r>
       <w:r/>
     </w:p>
@@ -443,41 +336,14 @@
     <w:p>
       <w:pPr/>
       <w:r>
-        <w:t>如果你</w:t>
-      </w:r>
-      <w:r>
-        <w:rPr>
-          <w:b/>
-        </w:rPr>
-        <w:t>服务器本身不能联网</w:t>
-      </w:r>
-      <w:r>
-        <w:t>，请看文末「附录 B：完全离线部署」。绝大多数云服务器（阿里云/腾讯云/华为云）都有外网，直接用第 5 步的最简流程即可。</w:t>
+        <w:t>如果你服务器本身不能联网，请看文末「附录 B：完全离线部署」。绝大多数云服务器（阿里云/腾讯云/华为云）都有外网，直接用第 5 步的最简流程即可。</w:t>
       </w:r>
       <w:r/>
     </w:p>
     <w:p>
       <w:pPr/>
       <w:r>
-        <w:t xml:space="preserve">安全组 / 防火墙：放行 </w:t>
-      </w:r>
-      <w:r>
-        <w:rPr>
-          <w:b/>
-        </w:rPr>
-        <w:t>TCP 80</w:t>
-      </w:r>
-      <w:r>
-        <w:t>（网页访问）。</w:t>
-      </w:r>
-      <w:r>
-        <w:rPr>
-          <w:rFonts w:ascii="Consolas" w:hAnsi="Consolas"/>
-        </w:rPr>
-        <w:t>5432</w:t>
-      </w:r>
-      <w:r>
-        <w:t>（PostgreSQL）默认只在容器网络内，不建议对公网开放。</w:t>
+        <w:t>安全组 / 防火墙：放行 TCP 80（网页访问）。5432（PostgreSQL）默认只在容器网络内，不建议对公网开放。</w:t>
       </w:r>
       <w:r/>
     </w:p>
@@ -526,6 +392,7 @@
       <w:r>
         <w:rPr>
           <w:rFonts w:ascii="Consolas" w:hAnsi="Consolas"/>
+          <w:b/>
           <w:sz w:val="18"/>
         </w:rPr>
         <w:t># 在服务器上</w:t>
@@ -541,25 +408,7 @@
     <w:p>
       <w:pPr/>
       <w:r>
-        <w:t xml:space="preserve">若仓库是私有的，把上面 URL 换成带用户名令牌的形式： </w:t>
-      </w:r>
-      <w:r>
-        <w:rPr>
-          <w:rFonts w:ascii="Consolas" w:hAnsi="Consolas"/>
-        </w:rPr>
-        <w:t>git clone https://用户名:令牌@gitee.com/jiang-kang123/CCNU_HuaXiaoan.git</w:t>
-      </w:r>
-      <w:r>
-        <w:t xml:space="preserve"> 之后升级代码用 </w:t>
-      </w:r>
-      <w:r>
-        <w:rPr>
-          <w:rFonts w:ascii="Consolas" w:hAnsi="Consolas"/>
-        </w:rPr>
-        <w:t>git pull</w:t>
-      </w:r>
-      <w:r>
-        <w:t xml:space="preserve"> 即可。</w:t>
+        <w:t>若仓库是私有的，把上面 URL 换成带用户名令牌的形式： git clone https://用户名:令牌@gitee.com/jiang-kang123/CCNU_HuaXiaoan.git 之后升级代码用 git pull 即可。</w:t>
       </w:r>
       <w:r/>
     </w:p>
@@ -579,16 +428,7 @@
     <w:p>
       <w:pPr/>
       <w:r>
-        <w:t xml:space="preserve">在本机（代码齐全的那台机器）把整个 </w:t>
-      </w:r>
-      <w:r>
-        <w:rPr>
-          <w:rFonts w:ascii="Consolas" w:hAnsi="Consolas"/>
-        </w:rPr>
-        <w:t>CCNU_HuaXiaoan</w:t>
-      </w:r>
-      <w:r>
-        <w:t xml:space="preserve"> 文件夹打成包，传到服务器：</w:t>
+        <w:t>在本机（代码齐全的那台机器）把整个 CCNU_HuaXiaoan 文件夹打成包，传到服务器：</w:t>
       </w:r>
       <w:r/>
     </w:p>
@@ -597,11 +437,12 @@
       <w:r>
         <w:rPr>
           <w:rFonts w:ascii="Consolas" w:hAnsi="Consolas"/>
+          <w:b/>
           <w:sz w:val="18"/>
         </w:rPr>
         <w:t># 本机</w:t>
         <w:br/>
-        <w:t>cd 父目录</w:t>
+        <w:t>cd 项目所在的目录</w:t>
         <w:br/>
         <w:t>tar czf yuxi.tar.gz CCNU_HuaXiaoan</w:t>
         <w:br/>
@@ -617,79 +458,7 @@
     <w:p>
       <w:pPr/>
       <w:r>
-        <w:t>⚠️ 拷贝时</w:t>
-      </w:r>
-      <w:r>
-        <w:rPr>
-          <w:b/>
-        </w:rPr>
-        <w:t>不要漏掉隐藏文件</w:t>
-      </w:r>
-      <w:r>
-        <w:t>（</w:t>
-      </w:r>
-      <w:r>
-        <w:rPr>
-          <w:rFonts w:ascii="Consolas" w:hAnsi="Consolas"/>
-        </w:rPr>
-        <w:t>.env.template</w:t>
-      </w:r>
-      <w:r>
-        <w:t xml:space="preserve"> 不是隐藏的没问题，但 </w:t>
-      </w:r>
-      <w:r>
-        <w:rPr>
-          <w:rFonts w:ascii="Consolas" w:hAnsi="Consolas"/>
-        </w:rPr>
-        <w:t>.gitignore</w:t>
-      </w:r>
-      <w:r>
-        <w:t xml:space="preserve"> 等无所谓）。只要 </w:t>
-      </w:r>
-      <w:r>
-        <w:rPr>
-          <w:rFonts w:ascii="Consolas" w:hAnsi="Consolas"/>
-        </w:rPr>
-        <w:t>docker-compose.prod.yml</w:t>
-      </w:r>
-      <w:r>
-        <w:t>、</w:t>
-      </w:r>
-      <w:r>
-        <w:rPr>
-          <w:rFonts w:ascii="Consolas" w:hAnsi="Consolas"/>
-        </w:rPr>
-        <w:t>docker/</w:t>
-      </w:r>
-      <w:r>
-        <w:t xml:space="preserve"> 目录、</w:t>
-      </w:r>
-      <w:r>
-        <w:rPr>
-          <w:rFonts w:ascii="Consolas" w:hAnsi="Consolas"/>
-        </w:rPr>
-        <w:t>scripts/</w:t>
-      </w:r>
-      <w:r>
-        <w:t xml:space="preserve"> 目录、</w:t>
-      </w:r>
-      <w:r>
-        <w:rPr>
-          <w:rFonts w:ascii="Consolas" w:hAnsi="Consolas"/>
-        </w:rPr>
-        <w:t>backend/</w:t>
-      </w:r>
-      <w:r>
-        <w:t>、</w:t>
-      </w:r>
-      <w:r>
-        <w:rPr>
-          <w:rFonts w:ascii="Consolas" w:hAnsi="Consolas"/>
-        </w:rPr>
-        <w:t>web/</w:t>
-      </w:r>
-      <w:r>
-        <w:t xml:space="preserve"> 在就行。</w:t>
+        <w:t>拷贝时不要漏掉隐藏文件（.env.template 不是隐藏的没问题，但 .gitignore 等无所谓）。只要 docker-compose.prod.yml、docker/ 目录、scripts/ 目录、backend/、web/ 在就行。</w:t>
       </w:r>
       <w:r/>
     </w:p>
@@ -718,6 +487,7 @@
       <w:r>
         <w:rPr>
           <w:rFonts w:ascii="Consolas" w:hAnsi="Consolas"/>
+          <w:b/>
           <w:sz w:val="18"/>
         </w:rPr>
         <w:t># 一键安装 Docker（Ubuntu）</w:t>
@@ -743,68 +513,14 @@
     <w:p>
       <w:pPr/>
       <w:r>
-        <w:t xml:space="preserve">如果 </w:t>
-      </w:r>
-      <w:r>
-        <w:rPr>
-          <w:rFonts w:ascii="Consolas" w:hAnsi="Consolas"/>
-        </w:rPr>
-        <w:t>docker compose version</w:t>
-      </w:r>
-      <w:r>
-        <w:t xml:space="preserve"> 报错，说明是老版本，需要单独装插件： </w:t>
-      </w:r>
-      <w:r>
-        <w:rPr>
-          <w:rFonts w:ascii="Consolas" w:hAnsi="Consolas"/>
-        </w:rPr>
-        <w:t>sudo apt-get install -y docker-compose-plugin</w:t>
-      </w:r>
-      <w:r>
-        <w:t xml:space="preserve"> 本文所有命令都用 </w:t>
-      </w:r>
-      <w:r>
-        <w:rPr>
-          <w:rFonts w:ascii="Consolas" w:hAnsi="Consolas"/>
-        </w:rPr>
-        <w:t>docker compose</w:t>
-      </w:r>
-      <w:r>
-        <w:t xml:space="preserve">（带空格），不是老式的 </w:t>
-      </w:r>
-      <w:r>
-        <w:rPr>
-          <w:rFonts w:ascii="Consolas" w:hAnsi="Consolas"/>
-        </w:rPr>
-        <w:t>docker-compose</w:t>
-      </w:r>
-      <w:r>
-        <w:t>。</w:t>
+        <w:t>如果 docker compose version 报错，说明是老版本，需要单独装插件： sudo apt-get install -y docker-compose-plugin 本文所有命令都用 docker compose（带空格），不是老式的 docker-compose。</w:t>
       </w:r>
       <w:r/>
     </w:p>
     <w:p>
       <w:pPr/>
       <w:r>
-        <w:t xml:space="preserve">把当前用户加入 docker 组，免得每条命令都加 </w:t>
-      </w:r>
-      <w:r>
-        <w:rPr>
-          <w:rFonts w:ascii="Consolas" w:hAnsi="Consolas"/>
-        </w:rPr>
-        <w:t>sudo</w:t>
-      </w:r>
-      <w:r>
-        <w:t>（可选但推荐，做完</w:t>
-      </w:r>
-      <w:r>
-        <w:rPr>
-          <w:b/>
-        </w:rPr>
-        <w:t>重新登录</w:t>
-      </w:r>
-      <w:r>
-        <w:t>生效）：</w:t>
+        <w:t>把当前用户加入 docker 组，免得每条命令都加 sudo（可选但推荐，做完重新登录生效）：</w:t>
       </w:r>
       <w:r/>
     </w:p>
@@ -813,6 +529,7 @@
       <w:r>
         <w:rPr>
           <w:rFonts w:ascii="Consolas" w:hAnsi="Consolas"/>
+          <w:b/>
           <w:sz w:val="18"/>
         </w:rPr>
         <w:t>sudo usermod -aG docker $USER</w:t>
@@ -835,56 +552,14 @@
           <w:color w:val="2C3E50"/>
           <w:sz w:val="36"/>
         </w:rPr>
-        <w:t xml:space="preserve">4. 生成 </w:t>
-      </w:r>
-      <w:r>
-        <w:rPr>
-          <w:rFonts w:ascii="Consolas" w:hAnsi="Consolas"/>
-          <w:color w:val="2C3E50"/>
-          <w:sz w:val="36"/>
-        </w:rPr>
-        <w:t>.env.prod</w:t>
-      </w:r>
-      <w:r>
-        <w:rPr>
-          <w:color w:val="2C3E50"/>
-          <w:sz w:val="36"/>
-        </w:rPr>
-        <w:t>（最关键、最容易被漏的一步）</w:t>
+        <w:t>4. 生成 .env.prod（最关键、最容易被漏的一步）</w:t>
       </w:r>
       <w:r/>
     </w:p>
     <w:p>
       <w:pPr/>
       <w:r>
-        <w:t>仓库里</w:t>
-      </w:r>
-      <w:r>
-        <w:rPr>
-          <w:b/>
-        </w:rPr>
-        <w:t>没有</w:t>
-      </w:r>
-      <w:r>
-        <w:t xml:space="preserve"> </w:t>
-      </w:r>
-      <w:r>
-        <w:rPr>
-          <w:rFonts w:ascii="Consolas" w:hAnsi="Consolas"/>
-        </w:rPr>
-        <w:t>.env.prod</w:t>
-      </w:r>
-      <w:r>
-        <w:t xml:space="preserve">，必须本地生成。脚本会自动复制 </w:t>
-      </w:r>
-      <w:r>
-        <w:rPr>
-          <w:rFonts w:ascii="Consolas" w:hAnsi="Consolas"/>
-        </w:rPr>
-        <w:t>.env.template</w:t>
-      </w:r>
-      <w:r>
-        <w:t xml:space="preserve"> 并填好密钥、实例 ID、数据目录：</w:t>
+        <w:t>仓库里没有 .env.prod，必须本地生成。脚本会自动复制 .env.template 并填好密钥、实例 ID、数据目录：</w:t>
       </w:r>
       <w:r/>
     </w:p>
@@ -893,6 +568,7 @@
       <w:r>
         <w:rPr>
           <w:rFonts w:ascii="Consolas" w:hAnsi="Consolas"/>
+          <w:b/>
           <w:sz w:val="18"/>
         </w:rPr>
         <w:t># 在服务器上的项目根目录 CCNU_HuaXiaoan 里</w:t>
@@ -933,9 +609,6 @@
         <w:pStyle w:val="ListBullet"/>
       </w:pPr>
       <w:r>
-        <w:rPr>
-          <w:rFonts w:ascii="Consolas" w:hAnsi="Consolas"/>
-        </w:rPr>
         <w:t>YUXI_ENV=production</w:t>
       </w:r>
     </w:p>
@@ -944,13 +617,7 @@
         <w:pStyle w:val="ListBullet"/>
       </w:pPr>
       <w:r>
-        <w:rPr>
-          <w:rFonts w:ascii="Consolas" w:hAnsi="Consolas"/>
-        </w:rPr>
-        <w:t>JWT_SECRET_KEY</w:t>
-      </w:r>
-      <w:r>
-        <w:t>（自动生成 32 字节随机值）</w:t>
+        <w:t>JWT_SECRET_KEY（自动生成 32 字节随机值）</w:t>
       </w:r>
     </w:p>
     <w:p>
@@ -958,13 +625,7 @@
         <w:pStyle w:val="ListBullet"/>
       </w:pPr>
       <w:r>
-        <w:rPr>
-          <w:rFonts w:ascii="Consolas" w:hAnsi="Consolas"/>
-        </w:rPr>
-        <w:t>YUXI_INSTANCE_ID</w:t>
-      </w:r>
-      <w:r>
-        <w:t>（自动生成）</w:t>
+        <w:t>YUXI_INSTANCE_ID（自动生成）</w:t>
       </w:r>
     </w:p>
     <w:p>
@@ -972,13 +633,7 @@
         <w:pStyle w:val="ListBullet"/>
       </w:pPr>
       <w:r>
-        <w:rPr>
-          <w:rFonts w:ascii="Consolas" w:hAnsi="Consolas"/>
-        </w:rPr>
-        <w:t>YUXI_DATA_DIR=./docker/volumes</w:t>
-      </w:r>
-      <w:r>
-        <w:t>（数据持久化目录）</w:t>
+        <w:t>YUXI_DATA_DIR=./docker/volumes（数据持久化目录）</w:t>
       </w:r>
       <w:r/>
     </w:p>
@@ -998,16 +653,7 @@
     <w:p>
       <w:pPr/>
       <w:r>
-        <w:t xml:space="preserve">用编辑器打开 </w:t>
-      </w:r>
-      <w:r>
-        <w:rPr>
-          <w:rFonts w:ascii="Consolas" w:hAnsi="Consolas"/>
-        </w:rPr>
-        <w:t>.env.prod</w:t>
-      </w:r>
-      <w:r>
-        <w:t xml:space="preserve"> 改这几项（不改也能跑，但生产环境建议改）：</w:t>
+        <w:t>用编辑器打开 .env.prod 改这几项（不改也能跑，但生产环境建议改）：</w:t>
       </w:r>
       <w:r/>
     </w:p>
@@ -1016,6 +662,7 @@
       <w:r>
         <w:rPr>
           <w:rFonts w:ascii="Consolas" w:hAnsi="Consolas"/>
+          <w:b/>
           <w:sz w:val="18"/>
         </w:rPr>
         <w:t>nano .env.prod      # 或 vim .env.prod</w:t>
@@ -1080,9 +727,6 @@
           </w:tcPr>
           <w:p>
             <w:r>
-              <w:rPr>
-                <w:rFonts w:ascii="Consolas" w:hAnsi="Consolas"/>
-              </w:rPr>
               <w:t>POSTGRES_PASSWORD</w:t>
             </w:r>
           </w:p>
@@ -1093,9 +737,6 @@
           </w:tcPr>
           <w:p>
             <w:r>
-              <w:rPr>
-                <w:rFonts w:ascii="Consolas" w:hAnsi="Consolas"/>
-              </w:rPr>
               <w:t>postgres</w:t>
             </w:r>
           </w:p>
@@ -1118,9 +759,6 @@
           </w:tcPr>
           <w:p>
             <w:r>
-              <w:rPr>
-                <w:rFonts w:ascii="Consolas" w:hAnsi="Consolas"/>
-              </w:rPr>
               <w:t>NEO4J_PASSWORD</w:t>
             </w:r>
           </w:p>
@@ -1131,9 +769,6 @@
           </w:tcPr>
           <w:p>
             <w:r>
-              <w:rPr>
-                <w:rFonts w:ascii="Consolas" w:hAnsi="Consolas"/>
-              </w:rPr>
               <w:t>0123456789</w:t>
             </w:r>
           </w:p>
@@ -1156,9 +791,6 @@
           </w:tcPr>
           <w:p>
             <w:r>
-              <w:rPr>
-                <w:rFonts w:ascii="Consolas" w:hAnsi="Consolas"/>
-              </w:rPr>
               <w:t>MINIO_SECRET_KEY</w:t>
             </w:r>
           </w:p>
@@ -1169,9 +801,6 @@
           </w:tcPr>
           <w:p>
             <w:r>
-              <w:rPr>
-                <w:rFonts w:ascii="Consolas" w:hAnsi="Consolas"/>
-              </w:rPr>
               <w:t>minioadmin</w:t>
             </w:r>
           </w:p>
@@ -1194,9 +823,6 @@
           </w:tcPr>
           <w:p>
             <w:r>
-              <w:rPr>
-                <w:rFonts w:ascii="Consolas" w:hAnsi="Consolas"/>
-              </w:rPr>
               <w:t>YUXI_DATA_DIR</w:t>
             </w:r>
           </w:p>
@@ -1207,9 +833,6 @@
           </w:tcPr>
           <w:p>
             <w:r>
-              <w:rPr>
-                <w:rFonts w:ascii="Consolas" w:hAnsi="Consolas"/>
-              </w:rPr>
               <w:t>./docker/volumes</w:t>
             </w:r>
           </w:p>
@@ -1220,22 +843,7 @@
           </w:tcPr>
           <w:p>
             <w:r>
-              <w:rPr>
-                <w:b/>
-              </w:rPr>
-              <w:t>改成代码目录外的绝对路径</w:t>
-            </w:r>
-            <w:r>
-              <w:t xml:space="preserve"> ，例如 </w:t>
-            </w:r>
-            <w:r>
-              <w:rPr>
-                <w:rFonts w:ascii="Consolas" w:hAnsi="Consolas"/>
-              </w:rPr>
-              <w:t>/data/yuxi</w:t>
-            </w:r>
-            <w:r>
-              <w:t xml:space="preserve"> ，避免重新拉代码时误删数据</w:t>
+              <w:t>改成代码目录外的绝对路径，例如 /data/yuxi，避免重新拉代码时误删数据</w:t>
             </w:r>
           </w:p>
         </w:tc>
@@ -1247,9 +855,6 @@
           </w:tcPr>
           <w:p>
             <w:r>
-              <w:rPr>
-                <w:rFonts w:ascii="Consolas" w:hAnsi="Consolas"/>
-              </w:rPr>
               <w:t>YUXI_SUPER_ADMIN_NAME</w:t>
             </w:r>
           </w:p>
@@ -1282,9 +887,6 @@
           </w:tcPr>
           <w:p>
             <w:r>
-              <w:rPr>
-                <w:rFonts w:ascii="Consolas" w:hAnsi="Consolas"/>
-              </w:rPr>
               <w:t>YUXI_SUPER_ADMIN_PASSWORD</w:t>
             </w:r>
           </w:p>
@@ -1317,9 +919,6 @@
           </w:tcPr>
           <w:p>
             <w:r>
-              <w:rPr>
-                <w:rFonts w:ascii="Consolas" w:hAnsi="Consolas"/>
-              </w:rPr>
               <w:t>HOST_IP</w:t>
             </w:r>
           </w:p>
@@ -1352,50 +951,14 @@
     <w:p>
       <w:pPr/>
       <w:r>
-        <w:t xml:space="preserve">改完 </w:t>
-      </w:r>
-      <w:r>
-        <w:rPr>
-          <w:rFonts w:ascii="Consolas" w:hAnsi="Consolas"/>
-        </w:rPr>
-        <w:t>YUXI_DATA_DIR</w:t>
-      </w:r>
-      <w:r>
-        <w:t xml:space="preserve"> 后记得建目录并授权：</w:t>
-      </w:r>
-      <w:r>
-        <w:rPr>
-          <w:rFonts w:ascii="Consolas" w:hAnsi="Consolas"/>
-        </w:rPr>
-        <w:t>mkdir -p /data/yuxi &amp;&amp; chmod 777 /data/yuxi</w:t>
-      </w:r>
-      <w:r>
-        <w:t>（或让 docker 自行创建即可）。</w:t>
+        <w:t>改完 YUXI_DATA_DIR 后记得建目录并授权：mkdir -p /data/yuxi &amp;&amp; chmod 777 /data/yuxi（或让 docker 自行创建即可）。</w:t>
       </w:r>
       <w:r/>
     </w:p>
     <w:p>
       <w:pPr/>
       <w:r>
-        <w:t xml:space="preserve">注意：模型供应商的 Key、OCR Key、搜索 Key </w:t>
-      </w:r>
-      <w:r>
-        <w:rPr>
-          <w:b/>
-        </w:rPr>
-        <w:t>不在这里填</w:t>
-      </w:r>
-      <w:r>
-        <w:t>，登录后台后在「模型供应商 / 基本设置」里配（见第 8 步）。</w:t>
-      </w:r>
-      <w:r>
-        <w:rPr>
-          <w:rFonts w:ascii="Consolas" w:hAnsi="Consolas"/>
-        </w:rPr>
-        <w:t>.env.template</w:t>
-      </w:r>
-      <w:r>
-        <w:t xml:space="preserve"> 顶部注释也写明了这一点。</w:t>
+        <w:t>注意：模型供应商的 Key、OCR Key、搜索 Key 不在这里填，登录后台后在「模型供应商 / 基本设置」里配（见第 8 步）。.env.template 顶部注释也写明了这一点。</w:t>
       </w:r>
       <w:r/>
     </w:p>
@@ -1431,13 +994,7 @@
         <w:pStyle w:val="ListBullet"/>
       </w:pPr>
       <w:r>
-        <w:rPr>
-          <w:b/>
-        </w:rPr>
-        <w:t>基础镜像</w:t>
-      </w:r>
-      <w:r>
-        <w:t>（neo4j、milvus、postgres、redis、minio、etcd、nginx、python、node 等）：Docker 会自动从网上拉。</w:t>
+        <w:t>基础镜像（neo4j、milvus、postgres、redis、minio、etcd、nginx、python、node 等）：Docker 会自动从网上拉。</w:t>
       </w:r>
     </w:p>
     <w:p>
@@ -1445,22 +1002,7 @@
         <w:pStyle w:val="ListBullet"/>
       </w:pPr>
       <w:r>
-        <w:rPr>
-          <w:b/>
-        </w:rPr>
-        <w:t>本项目镜像</w:t>
-      </w:r>
-      <w:r>
-        <w:t xml:space="preserve">（api、web、sandbox-provisioner，以及可选的 paddlex）：由 </w:t>
-      </w:r>
-      <w:r>
-        <w:rPr>
-          <w:rFonts w:ascii="Consolas" w:hAnsi="Consolas"/>
-        </w:rPr>
-        <w:t>docker compose</w:t>
-      </w:r>
-      <w:r>
-        <w:t xml:space="preserve"> 现场构建（构建时需要联网装 Python/Node 依赖）。</w:t>
+        <w:t>本项目镜像（api、web、sandbox-provisioner，以及可选的 paddlex）：由 docker compose 现场构建（构建时需要联网装 Python/Node 依赖）。</w:t>
       </w:r>
       <w:r/>
     </w:p>
@@ -1476,6 +1018,7 @@
       <w:r>
         <w:rPr>
           <w:rFonts w:ascii="Consolas" w:hAnsi="Consolas"/>
+          <w:b/>
           <w:sz w:val="18"/>
         </w:rPr>
         <w:t>docker compose -f docker-compose.prod.yml --env-file .env.prod up -d --build</w:t>
@@ -1510,43 +1053,7 @@
         </w:numPr>
       </w:pPr>
       <w:r>
-        <w:t xml:space="preserve">构建 </w:t>
-      </w:r>
-      <w:r>
-        <w:rPr>
-          <w:rFonts w:ascii="Consolas" w:hAnsi="Consolas"/>
-        </w:rPr>
-        <w:t>api</w:t>
-      </w:r>
-      <w:r>
-        <w:t>、</w:t>
-      </w:r>
-      <w:r>
-        <w:rPr>
-          <w:rFonts w:ascii="Consolas" w:hAnsi="Consolas"/>
-        </w:rPr>
-        <w:t>worker</w:t>
-      </w:r>
-      <w:r>
-        <w:t>、</w:t>
-      </w:r>
-      <w:r>
-        <w:rPr>
-          <w:rFonts w:ascii="Consolas" w:hAnsi="Consolas"/>
-        </w:rPr>
-        <w:t>web</w:t>
-      </w:r>
-      <w:r>
-        <w:t>、</w:t>
-      </w:r>
-      <w:r>
-        <w:rPr>
-          <w:rFonts w:ascii="Consolas" w:hAnsi="Consolas"/>
-        </w:rPr>
-        <w:t>sandbox-provisioner</w:t>
-      </w:r>
-      <w:r>
-        <w:t>（首次构建较慢，10–30 分钟，取决于网速，因为要装 libreoffice、中文字体、Python 依赖、Node 依赖）；</w:t>
+        <w:t>构建 api、worker、web、sandbox-provisioner（首次构建较慢，10–30 分钟，取决于网速，因为要装 libreoffice、中文字体、Python 依赖、Node 依赖）；</w:t>
       </w:r>
     </w:p>
     <w:p>
@@ -1558,141 +1065,21 @@
         </w:numPr>
       </w:pPr>
       <w:r>
-        <w:t>按依赖顺序启动全部容器（</w:t>
-      </w:r>
-      <w:r>
-        <w:rPr>
-          <w:rFonts w:ascii="Consolas" w:hAnsi="Consolas"/>
-        </w:rPr>
-        <w:t>postgres</w:t>
-      </w:r>
-      <w:r>
-        <w:t>→</w:t>
-      </w:r>
-      <w:r>
-        <w:rPr>
-          <w:rFonts w:ascii="Consolas" w:hAnsi="Consolas"/>
-        </w:rPr>
-        <w:t>redis</w:t>
-      </w:r>
-      <w:r>
-        <w:t>→</w:t>
-      </w:r>
-      <w:r>
-        <w:rPr>
-          <w:rFonts w:ascii="Consolas" w:hAnsi="Consolas"/>
-        </w:rPr>
-        <w:t>minio</w:t>
-      </w:r>
-      <w:r>
-        <w:t>→</w:t>
-      </w:r>
-      <w:r>
-        <w:rPr>
-          <w:rFonts w:ascii="Consolas" w:hAnsi="Consolas"/>
-        </w:rPr>
-        <w:t>etcd</w:t>
-      </w:r>
-      <w:r>
-        <w:t>→</w:t>
-      </w:r>
-      <w:r>
-        <w:rPr>
-          <w:rFonts w:ascii="Consolas" w:hAnsi="Consolas"/>
-        </w:rPr>
-        <w:t>milvus</w:t>
-      </w:r>
-      <w:r>
-        <w:t>→</w:t>
-      </w:r>
-      <w:r>
-        <w:rPr>
-          <w:rFonts w:ascii="Consolas" w:hAnsi="Consolas"/>
-        </w:rPr>
-        <w:t>sandbox-provisioner</w:t>
-      </w:r>
-      <w:r>
-        <w:t>→</w:t>
-      </w:r>
-      <w:r>
-        <w:rPr>
-          <w:rFonts w:ascii="Consolas" w:hAnsi="Consolas"/>
-        </w:rPr>
-        <w:t>api</w:t>
-      </w:r>
-      <w:r>
-        <w:t>/</w:t>
-      </w:r>
-      <w:r>
-        <w:rPr>
-          <w:rFonts w:ascii="Consolas" w:hAnsi="Consolas"/>
-        </w:rPr>
-        <w:t>worker</w:t>
-      </w:r>
-      <w:r>
-        <w:t>→</w:t>
-      </w:r>
-      <w:r>
-        <w:rPr>
-          <w:rFonts w:ascii="Consolas" w:hAnsi="Consolas"/>
-        </w:rPr>
-        <w:t>web</w:t>
-      </w:r>
-      <w:r>
-        <w:t>）。</w:t>
+        <w:t>按依赖顺序启动全部容器（postgres -&gt; redis -&gt; minio -&gt; etcd -&gt; milvus -&gt; sandbox-provisioner -&gt; api/worker -&gt; web）。</w:t>
       </w:r>
       <w:r/>
     </w:p>
     <w:p>
       <w:pPr/>
       <w:r>
-        <w:t>想看实时日志/进度，另开一个终端：</w:t>
-      </w:r>
-      <w:r>
-        <w:rPr>
-          <w:rFonts w:ascii="Consolas" w:hAnsi="Consolas"/>
-        </w:rPr>
-        <w:t>docker compose -f docker-compose.prod.yml --env-file .env.prod logs -f</w:t>
-      </w:r>
-      <w:r>
-        <w:t xml:space="preserve"> 想只重建某一个：</w:t>
-      </w:r>
-      <w:r>
-        <w:rPr>
-          <w:rFonts w:ascii="Consolas" w:hAnsi="Consolas"/>
-        </w:rPr>
-        <w:t>docker compose -f docker-compose.prod.yml --env-file .env.prod up -d --build api</w:t>
+        <w:t>想看实时日志/进度，另开一个终端：docker compose -f docker-compose.prod.yml --env-file .env.prod logs -f 想只重建某一个：docker compose -f docker-compose.prod.yml --env-file .env.prod up -d --build api</w:t>
       </w:r>
       <w:r/>
     </w:p>
     <w:p>
       <w:pPr/>
       <w:r>
-        <w:t>关于 paddlex（OCR，需要 NVIDIA GPU）：默认</w:t>
-      </w:r>
-      <w:r>
-        <w:rPr>
-          <w:b/>
-        </w:rPr>
-        <w:t>不会</w:t>
-      </w:r>
-      <w:r>
-        <w:t xml:space="preserve">启动（它在 </w:t>
-      </w:r>
-      <w:r>
-        <w:rPr>
-          <w:rFonts w:ascii="Consolas" w:hAnsi="Consolas"/>
-        </w:rPr>
-        <w:t>profiles: [all]</w:t>
-      </w:r>
-      <w:r>
-        <w:t xml:space="preserve"> 里）。普通问答场景不需要它。如果服务器有 GPU 且要用 OCR： </w:t>
-      </w:r>
-      <w:r>
-        <w:rPr>
-          <w:rFonts w:ascii="Consolas" w:hAnsi="Consolas"/>
-        </w:rPr>
-        <w:t>docker compose -f docker-compose.prod.yml --env-file .env.prod --profile all up -d --build</w:t>
+        <w:t>关于 paddlex（OCR，需要 NVIDIA GPU）：默认不会启动（它在 profiles: [all] 里）。普通问答场景不需要它。如果服务器有 GPU 且要用 OCR： docker compose -f docker-compose.prod.yml --env-file .env.prod --profile all up -d --build</w:t>
       </w:r>
       <w:r/>
     </w:p>
@@ -1721,6 +1108,7 @@
       <w:r>
         <w:rPr>
           <w:rFonts w:ascii="Consolas" w:hAnsi="Consolas"/>
+          <w:b/>
           <w:sz w:val="18"/>
         </w:rPr>
         <w:t># 看所有容器状态（STATUS 应为 Up / healthy）</w:t>
@@ -1737,16 +1125,7 @@
     <w:p>
       <w:pPr/>
       <w:r>
-        <w:t>在</w:t>
-      </w:r>
-      <w:r>
-        <w:rPr>
-          <w:b/>
-        </w:rPr>
-        <w:t>你自己电脑的浏览器</w:t>
-      </w:r>
-      <w:r>
-        <w:t>打开：</w:t>
+        <w:t>在你自己电脑的浏览器打开：</w:t>
       </w:r>
       <w:r/>
     </w:p>
@@ -1771,34 +1150,7 @@
     <w:p>
       <w:pPr/>
       <w:r>
-        <w:t xml:space="preserve">如果网页打不开，先确认：① 服务器安全组放行了 80；② 容器 </w:t>
-      </w:r>
-      <w:r>
-        <w:rPr>
-          <w:rFonts w:ascii="Consolas" w:hAnsi="Consolas"/>
-        </w:rPr>
-        <w:t>web-prod</w:t>
-      </w:r>
-      <w:r>
-        <w:t>、</w:t>
-      </w:r>
-      <w:r>
-        <w:rPr>
-          <w:rFonts w:ascii="Consolas" w:hAnsi="Consolas"/>
-        </w:rPr>
-        <w:t>api-prod</w:t>
-      </w:r>
-      <w:r>
-        <w:t xml:space="preserve"> 都是 Up；③ </w:t>
-      </w:r>
-      <w:r>
-        <w:rPr>
-          <w:rFonts w:ascii="Consolas" w:hAnsi="Consolas"/>
-        </w:rPr>
-        <w:t>curl http://127.0.0.1/api/system/health</w:t>
-      </w:r>
-      <w:r>
-        <w:t xml:space="preserve"> 在服务器本地能通。</w:t>
+        <w:t>如果网页打不开，先确认：(1) 服务器安全组放行了 80；(2) 容器 web-prod、api-prod 都是 Up；(3) curl http://127.0.0.1/api/system/health 在服务器本地能通。</w:t>
       </w:r>
       <w:r/>
     </w:p>
@@ -1825,25 +1177,7 @@
     <w:p>
       <w:pPr/>
       <w:r>
-        <w:t xml:space="preserve">首次启动后，系统会自己建库、跑迁移。无需手动操作。 如果你在第 4.1 步设了 </w:t>
-      </w:r>
-      <w:r>
-        <w:rPr>
-          <w:rFonts w:ascii="Consolas" w:hAnsi="Consolas"/>
-        </w:rPr>
-        <w:t>YUXI_SUPER_ADMIN_NAME</w:t>
-      </w:r>
-      <w:r>
-        <w:t xml:space="preserve"> / </w:t>
-      </w:r>
-      <w:r>
-        <w:rPr>
-          <w:rFonts w:ascii="Consolas" w:hAnsi="Consolas"/>
-        </w:rPr>
-        <w:t>YUXI_SUPER_ADMIN_PASSWORD</w:t>
-      </w:r>
-      <w:r>
-        <w:t>，管理员账号会在初始化时自动创建；否则按页面首次注册提示创建。</w:t>
+        <w:t>首次启动后，系统会自己建库、跑迁移。无需手动操作。 如果你在第 4.1 步设了 YUXI_SUPER_ADMIN_NAME / YUXI_SUPER_ADMIN_PASSWORD，管理员账号会在初始化时自动创建；否则按页面首次注册提示创建。</w:t>
       </w:r>
       <w:r/>
     </w:p>
@@ -1863,29 +1197,14 @@
           <w:color w:val="2C3E50"/>
           <w:sz w:val="36"/>
         </w:rPr>
-        <w:t>8. 登录后台配置模型供应商（</w:t>
-      </w:r>
-      <w:r>
-        <w:rPr>
-          <w:b/>
-          <w:color w:val="2C3E50"/>
-          <w:sz w:val="36"/>
-        </w:rPr>
-        <w:t>不配就不能对话</w:t>
-      </w:r>
-      <w:r>
-        <w:rPr>
-          <w:color w:val="2C3E50"/>
-          <w:sz w:val="36"/>
-        </w:rPr>
-        <w:t>）</w:t>
+        <w:t>8. 登录后台配置模型供应商（不配就不能对话）</w:t>
       </w:r>
       <w:r/>
     </w:p>
     <w:p>
       <w:pPr/>
       <w:r>
-        <w:t>系统能打开 ≠ 能回答问题。模型供应商没配，问答会失败。</w:t>
+        <w:t>系统能打开不等于能回答问题。模型供应商没配，问答会失败。</w:t>
       </w:r>
       <w:r/>
     </w:p>
@@ -1898,16 +1217,7 @@
         </w:numPr>
       </w:pPr>
       <w:r>
-        <w:t xml:space="preserve">浏览器打开 </w:t>
-      </w:r>
-      <w:r>
-        <w:rPr>
-          <w:rFonts w:ascii="Consolas" w:hAnsi="Consolas"/>
-        </w:rPr>
-        <w:t>http://服务器公网IP/</w:t>
-      </w:r>
-      <w:r>
-        <w:t>，用管理员账号登录。</w:t>
+        <w:t>浏览器打开 http://服务器公网IP/，用管理员账号登录。</w:t>
       </w:r>
     </w:p>
     <w:p>
@@ -1919,16 +1229,7 @@
         </w:numPr>
       </w:pPr>
       <w:r>
-        <w:t>进入后台「</w:t>
-      </w:r>
-      <w:r>
-        <w:rPr>
-          <w:b/>
-        </w:rPr>
-        <w:t>模型供应商</w:t>
-      </w:r>
-      <w:r>
-        <w:t>」，填一家大模型供应商的：</w:t>
+        <w:t>进入后台「模型供应商」，填一家大模型供应商的：</w:t>
       </w:r>
       <w:r/>
     </w:p>
@@ -1937,13 +1238,7 @@
         <w:pStyle w:val="ListBullet"/>
       </w:pPr>
       <w:r>
-        <w:rPr>
-          <w:rFonts w:ascii="Consolas" w:hAnsi="Consolas"/>
-        </w:rPr>
-        <w:t>base_url</w:t>
-      </w:r>
-      <w:r>
-        <w:t>（接口地址）</w:t>
+        <w:t>base_url（接口地址）</w:t>
       </w:r>
     </w:p>
     <w:p>
@@ -1951,13 +1246,7 @@
         <w:pStyle w:val="ListBullet"/>
       </w:pPr>
       <w:r>
-        <w:rPr>
-          <w:rFonts w:ascii="Consolas" w:hAnsi="Consolas"/>
-        </w:rPr>
-        <w:t>api_key</w:t>
-      </w:r>
-      <w:r>
-        <w:t>（密钥）</w:t>
+        <w:t>api_key（密钥）</w:t>
       </w:r>
       <w:r/>
     </w:p>
@@ -1989,52 +1278,7 @@
     <w:p>
       <w:pPr/>
       <w:r>
-        <w:t xml:space="preserve">⚠️ 红线提醒（来自项目规范）：模型 </w:t>
-      </w:r>
-      <w:r>
-        <w:rPr>
-          <w:rFonts w:ascii="Consolas" w:hAnsi="Consolas"/>
-        </w:rPr>
-        <w:t>base_url</w:t>
-      </w:r>
-      <w:r>
-        <w:t xml:space="preserve"> 和 </w:t>
-      </w:r>
-      <w:r>
-        <w:rPr>
-          <w:rFonts w:ascii="Consolas" w:hAnsi="Consolas"/>
-        </w:rPr>
-        <w:t>api_key</w:t>
-      </w:r>
-      <w:r>
-        <w:t xml:space="preserve"> </w:t>
-      </w:r>
-      <w:r>
-        <w:rPr>
-          <w:b/>
-        </w:rPr>
-        <w:t>只放在模型供应商配置里</w:t>
-      </w:r>
-      <w:r>
-        <w:t xml:space="preserve">，不要写进 </w:t>
-      </w:r>
-      <w:r>
-        <w:rPr>
-          <w:rFonts w:ascii="Consolas" w:hAnsi="Consolas"/>
-        </w:rPr>
-        <w:t>.env.prod</w:t>
-      </w:r>
-      <w:r>
-        <w:t xml:space="preserve">，也不要写进任何 </w:t>
-      </w:r>
-      <w:r>
-        <w:rPr>
-          <w:rFonts w:ascii="Consolas" w:hAnsi="Consolas"/>
-        </w:rPr>
-        <w:t>model-routing</w:t>
-      </w:r>
-      <w:r>
-        <w:t xml:space="preserve"> / SystemKV 配置——那些地方任何登录用户都能读到，绝不能放密钥。</w:t>
+        <w:t>【注意】红线提醒（来自项目规范）：模型 base_url 和 api_key 只放在模型供应商配置里，不要写进 .env.prod，也不要写进任何 model-routing / SystemKV 配置，那些地方任何登录用户都能读到，绝不能放密钥。</w:t>
       </w:r>
       <w:r/>
     </w:p>
@@ -2070,6 +1314,7 @@
       <w:r>
         <w:rPr>
           <w:rFonts w:ascii="Consolas" w:hAnsi="Consolas"/>
+          <w:b/>
           <w:sz w:val="18"/>
         </w:rPr>
         <w:t># 停掉全部（保留数据）</w:t>
@@ -2098,43 +1343,7 @@
     <w:p>
       <w:pPr/>
       <w:r>
-        <w:t xml:space="preserve">也可以直接跑一键脚本（它内含 init_prod_env + down + git pull + up --build + 健康检查）： </w:t>
-      </w:r>
-      <w:r>
-        <w:rPr>
-          <w:rFonts w:ascii="Consolas" w:hAnsi="Consolas"/>
-        </w:rPr>
-        <w:t>bash scripts/deploy_prod.sh</w:t>
-      </w:r>
-      <w:r>
-        <w:t xml:space="preserve"> 注意：该脚本里有 </w:t>
-      </w:r>
-      <w:r>
-        <w:rPr>
-          <w:rFonts w:ascii="Consolas" w:hAnsi="Consolas"/>
-        </w:rPr>
-        <w:t>git pull</w:t>
-      </w:r>
-      <w:r>
-        <w:t>，</w:t>
-      </w:r>
-      <w:r>
-        <w:rPr>
-          <w:b/>
-        </w:rPr>
-        <w:t>如果你是方式 B（直接拷文件夹、没有 git remote）</w:t>
-      </w:r>
-      <w:r>
-        <w:t xml:space="preserve">，这步会报错中断，这种情况下请用上面手动的 </w:t>
-      </w:r>
-      <w:r>
-        <w:rPr>
-          <w:rFonts w:ascii="Consolas" w:hAnsi="Consolas"/>
-        </w:rPr>
-        <w:t>up -d --build</w:t>
-      </w:r>
-      <w:r>
-        <w:t xml:space="preserve"> 即可。</w:t>
+        <w:t>也可以直接跑一键脚本（它内含 init_prod_env + down + git pull + up --build + 健康检查）： bash scripts/deploy_prod.sh 注意：该脚本里有 git pull，如果你是方式 B（直接拷文件夹、没有 git remote），这步会报错中断，这种情况下请用上面手动的 up -d --build 即可。</w:t>
       </w:r>
       <w:r/>
     </w:p>
@@ -2161,36 +1370,7 @@
     <w:p>
       <w:pPr/>
       <w:r>
-        <w:rPr>
-          <w:b/>
-        </w:rPr>
-        <w:t xml:space="preserve">Q1：构建卡在 </w:t>
-      </w:r>
-      <w:r>
-        <w:rPr>
-          <w:rFonts w:ascii="Consolas" w:hAnsi="Consolas"/>
-          <w:b/>
-        </w:rPr>
-        <w:t>uv sync</w:t>
-      </w:r>
-      <w:r>
-        <w:rPr>
-          <w:b/>
-        </w:rPr>
-        <w:t xml:space="preserve"> / </w:t>
-      </w:r>
-      <w:r>
-        <w:rPr>
-          <w:rFonts w:ascii="Consolas" w:hAnsi="Consolas"/>
-          <w:b/>
-        </w:rPr>
-        <w:t>pnpm install</w:t>
-      </w:r>
-      <w:r>
-        <w:rPr>
-          <w:b/>
-        </w:rPr>
-        <w:t xml:space="preserve"> 很久或失败</w:t>
+        <w:t>Q1：构建卡在 uv sync / pnpm install 很久或失败</w:t>
       </w:r>
       <w:r/>
     </w:p>
@@ -2207,57 +1387,14 @@
         <w:pStyle w:val="ListBullet"/>
       </w:pPr>
       <w:r>
-        <w:t xml:space="preserve">若 PyPI 慢，可在 </w:t>
-      </w:r>
-      <w:r>
-        <w:rPr>
-          <w:rFonts w:ascii="Consolas" w:hAnsi="Consolas"/>
-        </w:rPr>
-        <w:t>docker/api.Dockerfile</w:t>
-      </w:r>
-      <w:r>
-        <w:t xml:space="preserve"> 第 55 行 </w:t>
-      </w:r>
-      <w:r>
-        <w:rPr>
-          <w:rFonts w:ascii="Consolas" w:hAnsi="Consolas"/>
-        </w:rPr>
-        <w:t>uv sync</w:t>
-      </w:r>
-      <w:r>
-        <w:t xml:space="preserve"> 后加 </w:t>
-      </w:r>
-      <w:r>
-        <w:rPr>
-          <w:rFonts w:ascii="Consolas" w:hAnsi="Consolas"/>
-        </w:rPr>
-        <w:t>--index-url https://pypi.tuna.tsinghua.edu.cn/simple</w:t>
-      </w:r>
-      <w:r>
-        <w:t>（脚本注释里也提了这点）。</w:t>
+        <w:t>若 PyPI 慢，可在 docker/api.Dockerfile 第 55 行 uv sync 后加 --index-url https://pypi.tuna.tsinghua.edu.cn/simple（脚本注释里也提了这点）。</w:t>
       </w:r>
       <w:r/>
     </w:p>
     <w:p>
       <w:pPr/>
       <w:r>
-        <w:rPr>
-          <w:b/>
-        </w:rPr>
-        <w:t>Q2：</w:t>
-      </w:r>
-      <w:r>
-        <w:rPr>
-          <w:rFonts w:ascii="Consolas" w:hAnsi="Consolas"/>
-          <w:b/>
-        </w:rPr>
-        <w:t>curl http://127.0.0.1/api/system/health</w:t>
-      </w:r>
-      <w:r>
-        <w:rPr>
-          <w:b/>
-        </w:rPr>
-        <w:t xml:space="preserve"> 一直不通</w:t>
+        <w:t>Q2：curl http://127.0.0.1/api/system/health 一直不通</w:t>
       </w:r>
       <w:r/>
     </w:p>
@@ -2266,31 +1403,7 @@
         <w:pStyle w:val="ListBullet"/>
       </w:pPr>
       <w:r>
-        <w:rPr>
-          <w:rFonts w:ascii="Consolas" w:hAnsi="Consolas"/>
-        </w:rPr>
-        <w:t>docker compose ... ps</w:t>
-      </w:r>
-      <w:r>
-        <w:t xml:space="preserve"> 看 </w:t>
-      </w:r>
-      <w:r>
-        <w:rPr>
-          <w:rFonts w:ascii="Consolas" w:hAnsi="Consolas"/>
-        </w:rPr>
-        <w:t>api-prod</w:t>
-      </w:r>
-      <w:r>
-        <w:t xml:space="preserve"> 是否 </w:t>
-      </w:r>
-      <w:r>
-        <w:rPr>
-          <w:rFonts w:ascii="Consolas" w:hAnsi="Consolas"/>
-        </w:rPr>
-        <w:t>healthy</w:t>
-      </w:r>
-      <w:r>
-        <w:t>（首次启动 milvus 等要 1–2 分钟）。</w:t>
+        <w:t>docker compose ... ps 看 api-prod 是否 healthy（首次启动 milvus 等要 1–2 分钟）。</w:t>
       </w:r>
     </w:p>
     <w:p>
@@ -2298,31 +1411,13 @@
         <w:pStyle w:val="ListBullet"/>
       </w:pPr>
       <w:r>
-        <w:rPr>
-          <w:rFonts w:ascii="Consolas" w:hAnsi="Consolas"/>
-        </w:rPr>
-        <w:t>docker compose ... logs -f api</w:t>
-      </w:r>
-      <w:r>
-        <w:t xml:space="preserve"> 看报错，多半是 </w:t>
-      </w:r>
-      <w:r>
-        <w:rPr>
-          <w:rFonts w:ascii="Consolas" w:hAnsi="Consolas"/>
-        </w:rPr>
-        <w:t>.env.prod</w:t>
-      </w:r>
-      <w:r>
-        <w:t xml:space="preserve"> 里数据库密码/地址不对或依赖服务没起来。</w:t>
+        <w:t>docker compose ... logs -f api 看报错，多半是 .env.prod 里数据库密码/地址不对或依赖服务没起来。</w:t>
       </w:r>
       <w:r/>
     </w:p>
     <w:p>
       <w:pPr/>
       <w:r>
-        <w:rPr>
-          <w:b/>
-        </w:rPr>
         <w:t>Q3：浏览器打开是空白 / 502</w:t>
       </w:r>
       <w:r/>
@@ -2332,57 +1427,14 @@
         <w:pStyle w:val="ListBullet"/>
       </w:pPr>
       <w:r>
-        <w:t xml:space="preserve">看 </w:t>
-      </w:r>
-      <w:r>
-        <w:rPr>
-          <w:rFonts w:ascii="Consolas" w:hAnsi="Consolas"/>
-        </w:rPr>
-        <w:t>web-prod</w:t>
-      </w:r>
-      <w:r>
-        <w:t xml:space="preserve"> 和 </w:t>
-      </w:r>
-      <w:r>
-        <w:rPr>
-          <w:rFonts w:ascii="Consolas" w:hAnsi="Consolas"/>
-        </w:rPr>
-        <w:t>api-prod</w:t>
-      </w:r>
-      <w:r>
-        <w:t xml:space="preserve"> 是否都 Up；nginx 反代在 </w:t>
-      </w:r>
-      <w:r>
-        <w:rPr>
-          <w:rFonts w:ascii="Consolas" w:hAnsi="Consolas"/>
-        </w:rPr>
-        <w:t>docker/nginx/</w:t>
-      </w:r>
-      <w:r>
-        <w:t xml:space="preserve"> 里已配好，一般无需改动。</w:t>
+        <w:t>看 web-prod 和 api-prod 是否都 Up；nginx 反代在 docker/nginx/ 里已配好，一般无需改动。</w:t>
       </w:r>
       <w:r/>
     </w:p>
     <w:p>
       <w:pPr/>
       <w:r>
-        <w:rPr>
-          <w:b/>
-        </w:rPr>
-        <w:t xml:space="preserve">Q4：改了 </w:t>
-      </w:r>
-      <w:r>
-        <w:rPr>
-          <w:rFonts w:ascii="Consolas" w:hAnsi="Consolas"/>
-          <w:b/>
-        </w:rPr>
-        <w:t>.env.prod</w:t>
-      </w:r>
-      <w:r>
-        <w:rPr>
-          <w:b/>
-        </w:rPr>
-        <w:t xml:space="preserve"> 不生效</w:t>
+        <w:t>Q4：改了 .env.prod 不生效</w:t>
       </w:r>
       <w:r/>
     </w:p>
@@ -2391,43 +1443,13 @@
         <w:pStyle w:val="ListBullet"/>
       </w:pPr>
       <w:r>
-        <w:t>改完必须重建相关容器：</w:t>
-      </w:r>
-      <w:r>
-        <w:rPr>
-          <w:rFonts w:ascii="Consolas" w:hAnsi="Consolas"/>
-        </w:rPr>
-        <w:t>docker compose -f docker-compose.prod.yml --env-file .env.prod up -d --build api worker</w:t>
-      </w:r>
-      <w:r>
-        <w:t xml:space="preserve">，或直接 </w:t>
-      </w:r>
-      <w:r>
-        <w:rPr>
-          <w:rFonts w:ascii="Consolas" w:hAnsi="Consolas"/>
-        </w:rPr>
-        <w:t>down</w:t>
-      </w:r>
-      <w:r>
-        <w:t xml:space="preserve"> 再 </w:t>
-      </w:r>
-      <w:r>
-        <w:rPr>
-          <w:rFonts w:ascii="Consolas" w:hAnsi="Consolas"/>
-        </w:rPr>
-        <w:t>up -d --build</w:t>
-      </w:r>
-      <w:r>
-        <w:t>。</w:t>
+        <w:t>改完必须重建相关容器：docker compose -f docker-compose.prod.yml --env-file .env.prod up -d --build api worker，或直接 down 再 up -d --build。</w:t>
       </w:r>
       <w:r/>
     </w:p>
     <w:p>
       <w:pPr/>
       <w:r>
-        <w:rPr>
-          <w:b/>
-        </w:rPr>
         <w:t>Q5：数据库/向量库数据在哪</w:t>
       </w:r>
       <w:r/>
@@ -2437,34 +1459,7 @@
         <w:pStyle w:val="ListBullet"/>
       </w:pPr>
       <w:r>
-        <w:t xml:space="preserve">都在 </w:t>
-      </w:r>
-      <w:r>
-        <w:rPr>
-          <w:rFonts w:ascii="Consolas" w:hAnsi="Consolas"/>
-        </w:rPr>
-        <w:t>YUXI_DATA_DIR</w:t>
-      </w:r>
-      <w:r>
-        <w:t xml:space="preserve"> 下（默认 </w:t>
-      </w:r>
-      <w:r>
-        <w:rPr>
-          <w:rFonts w:ascii="Consolas" w:hAnsi="Consolas"/>
-        </w:rPr>
-        <w:t>./docker/volumes</w:t>
-      </w:r>
-      <w:r>
-        <w:t xml:space="preserve">，建议已改到 </w:t>
-      </w:r>
-      <w:r>
-        <w:rPr>
-          <w:rFonts w:ascii="Consolas" w:hAnsi="Consolas"/>
-        </w:rPr>
-        <w:t>/data/yuxi</w:t>
-      </w:r>
-      <w:r>
-        <w:t>）。备份整个目录即可。</w:t>
+        <w:t>都在 YUXI_DATA_DIR 下（默认 ./docker/volumes，建议已改到 /data/yuxi）。备份整个目录即可。</w:t>
       </w:r>
       <w:r/>
     </w:p>
@@ -2546,9 +1541,6 @@
           </w:tcPr>
           <w:p>
             <w:r>
-              <w:rPr>
-                <w:rFonts w:ascii="Consolas" w:hAnsi="Consolas"/>
-              </w:rPr>
               <w:t>web-prod</w:t>
             </w:r>
           </w:p>
@@ -2581,9 +1573,6 @@
           </w:tcPr>
           <w:p>
             <w:r>
-              <w:rPr>
-                <w:rFonts w:ascii="Consolas" w:hAnsi="Consolas"/>
-              </w:rPr>
               <w:t>api-prod</w:t>
             </w:r>
           </w:p>
@@ -2616,9 +1605,6 @@
           </w:tcPr>
           <w:p>
             <w:r>
-              <w:rPr>
-                <w:rFonts w:ascii="Consolas" w:hAnsi="Consolas"/>
-              </w:rPr>
               <w:t>worker-prod</w:t>
             </w:r>
           </w:p>
@@ -2651,13 +1637,7 @@
           </w:tcPr>
           <w:p>
             <w:r>
-              <w:rPr>
-                <w:rFonts w:ascii="Consolas" w:hAnsi="Consolas"/>
-              </w:rPr>
-              <w:t>graph</w:t>
-            </w:r>
-            <w:r>
-              <w:t xml:space="preserve"> (neo4j)</w:t>
+              <w:t>graph (neo4j)</w:t>
             </w:r>
           </w:p>
         </w:tc>
@@ -2689,9 +1669,6 @@
           </w:tcPr>
           <w:p>
             <w:r>
-              <w:rPr>
-                <w:rFonts w:ascii="Consolas" w:hAnsi="Consolas"/>
-              </w:rPr>
               <w:t>postgres</w:t>
             </w:r>
           </w:p>
@@ -2724,9 +1701,6 @@
           </w:tcPr>
           <w:p>
             <w:r>
-              <w:rPr>
-                <w:rFonts w:ascii="Consolas" w:hAnsi="Consolas"/>
-              </w:rPr>
               <w:t>redis</w:t>
             </w:r>
           </w:p>
@@ -2759,28 +1733,7 @@
           </w:tcPr>
           <w:p>
             <w:r>
-              <w:rPr>
-                <w:rFonts w:ascii="Consolas" w:hAnsi="Consolas"/>
-              </w:rPr>
-              <w:t>milvus</w:t>
-            </w:r>
-            <w:r>
-              <w:t xml:space="preserve"> + </w:t>
-            </w:r>
-            <w:r>
-              <w:rPr>
-                <w:rFonts w:ascii="Consolas" w:hAnsi="Consolas"/>
-              </w:rPr>
-              <w:t>etcd</w:t>
-            </w:r>
-            <w:r>
-              <w:t xml:space="preserve"> + </w:t>
-            </w:r>
-            <w:r>
-              <w:rPr>
-                <w:rFonts w:ascii="Consolas" w:hAnsi="Consolas"/>
-              </w:rPr>
-              <w:t>minio</w:t>
+              <w:t>milvus + etcd + minio</w:t>
             </w:r>
           </w:p>
         </w:tc>
@@ -2812,9 +1765,6 @@
           </w:tcPr>
           <w:p>
             <w:r>
-              <w:rPr>
-                <w:rFonts w:ascii="Consolas" w:hAnsi="Consolas"/>
-              </w:rPr>
               <w:t>sandbox-provisioner</w:t>
             </w:r>
           </w:p>
@@ -2847,9 +1797,6 @@
           </w:tcPr>
           <w:p>
             <w:r>
-              <w:rPr>
-                <w:rFonts w:ascii="Consolas" w:hAnsi="Consolas"/>
-              </w:rPr>
               <w:t>paddlex-ocr</w:t>
             </w:r>
           </w:p>
@@ -2882,25 +1829,7 @@
     <w:p>
       <w:pPr/>
       <w:r>
-        <w:t>生产环境</w:t>
-      </w:r>
-      <w:r>
-        <w:rPr>
-          <w:b/>
-        </w:rPr>
-        <w:t>对外只暴露 80</w:t>
-      </w:r>
-      <w:r>
-        <w:t xml:space="preserve">（和可选 5432）。其余全部在 </w:t>
-      </w:r>
-      <w:r>
-        <w:rPr>
-          <w:rFonts w:ascii="Consolas" w:hAnsi="Consolas"/>
-        </w:rPr>
-        <w:t>app-network</w:t>
-      </w:r>
-      <w:r>
-        <w:t xml:space="preserve"> 内部互通。</w:t>
+        <w:t>生产环境对外只暴露 80（和可选 5432）。其余全部在 app-network 内部互通。</w:t>
       </w:r>
       <w:r/>
     </w:p>
@@ -2927,16 +1856,7 @@
     <w:p>
       <w:pPr/>
       <w:r>
-        <w:t>思路：在</w:t>
-      </w:r>
-      <w:r>
-        <w:rPr>
-          <w:b/>
-        </w:rPr>
-        <w:t>一台能联网的机器</w:t>
-      </w:r>
-      <w:r>
-        <w:t>上把镜像全部准备好，导出成 tar，拷到服务器再导入。</w:t>
+        <w:t>思路：在一台能联网的机器上把镜像全部准备好，导出成 tar，拷到服务器再导入。</w:t>
       </w:r>
       <w:r/>
     </w:p>
@@ -2945,6 +1865,7 @@
       <w:r>
         <w:rPr>
           <w:rFonts w:ascii="Consolas" w:hAnsi="Consolas"/>
+          <w:b/>
           <w:sz w:val="18"/>
         </w:rPr>
         <w:t># === 在能联网的机器（项目根目录）===</w:t>
@@ -2971,68 +1892,7 @@
     <w:p>
       <w:pPr/>
       <w:r>
-        <w:t xml:space="preserve">离线时 </w:t>
-      </w:r>
-      <w:r>
-        <w:rPr>
-          <w:rFonts w:ascii="Consolas" w:hAnsi="Consolas"/>
-        </w:rPr>
-        <w:t>up</w:t>
-      </w:r>
-      <w:r>
-        <w:t xml:space="preserve"> </w:t>
-      </w:r>
-      <w:r>
-        <w:rPr>
-          <w:b/>
-        </w:rPr>
-        <w:t xml:space="preserve">不要带 </w:t>
-      </w:r>
-      <w:r>
-        <w:rPr>
-          <w:rFonts w:ascii="Consolas" w:hAnsi="Consolas"/>
-          <w:b/>
-        </w:rPr>
-        <w:t>--build</w:t>
-      </w:r>
-      <w:r>
-        <w:t xml:space="preserve">，否则它会尝试重新构建并报网络错误。镜像已经 </w:t>
-      </w:r>
-      <w:r>
-        <w:rPr>
-          <w:rFonts w:ascii="Consolas" w:hAnsi="Consolas"/>
-        </w:rPr>
-        <w:t>load</w:t>
-      </w:r>
-      <w:r>
-        <w:t xml:space="preserve"> 进来了，直接 </w:t>
-      </w:r>
-      <w:r>
-        <w:rPr>
-          <w:rFonts w:ascii="Consolas" w:hAnsi="Consolas"/>
-        </w:rPr>
-        <w:t>up -d</w:t>
-      </w:r>
-      <w:r>
-        <w:t xml:space="preserve"> 即可。 注：仓库自带的 </w:t>
-      </w:r>
-      <w:r>
-        <w:rPr>
-          <w:rFonts w:ascii="Consolas" w:hAnsi="Consolas"/>
-        </w:rPr>
-        <w:t>scripts/save_docker_images.sh</w:t>
-      </w:r>
-      <w:r>
-        <w:t xml:space="preserve"> 只导出基础镜像列表（不含本项目自定义镜像），上面用 </w:t>
-      </w:r>
-      <w:r>
-        <w:rPr>
-          <w:rFonts w:ascii="Consolas" w:hAnsi="Consolas"/>
-        </w:rPr>
-        <w:t>compose images -q</w:t>
-      </w:r>
-      <w:r>
-        <w:t xml:space="preserve"> 的方式更全，推荐用上面这条。</w:t>
+        <w:t>离线时 up 不要带 --build，否则它会尝试重新构建并报网络错误。镜像已经 load 进来了，直接 up -d 即可。 注：仓库自带的 scripts/save_docker_images.sh 只导出基础镜像列表（不含本项目自定义镜像），上面用 compose images -q 的方式更全，推荐用上面这条。</w:t>
       </w:r>
       <w:r/>
     </w:p>

--- a/部署傻瓜手册.docx
+++ b/部署傻瓜手册.docx
@@ -3,7 +3,11 @@
 <w:document xmlns:wpc="http://schemas.microsoft.com/office/word/2010/wordprocessingCanvas" xmlns:mo="http://schemas.microsoft.com/office/mac/office/2008/main" xmlns:mc="http://schemas.openxmlformats.org/markup-compatibility/2006" xmlns:mv="urn:schemas-microsoft-com:mac:vml" xmlns:o="urn:schemas-microsoft-com:office:office" xmlns:r="http://schemas.openxmlformats.org/officeDocument/2006/relationships" xmlns:m="http://schemas.openxmlformats.org/officeDocument/2006/math" xmlns:v="urn:schemas-microsoft-com:vml" xmlns:wp14="http://schemas.microsoft.com/office/word/2010/wordprocessingDrawing" xmlns:wp="http://schemas.openxmlformats.org/drawingml/2006/wordprocessingDrawing" xmlns:w10="urn:schemas-microsoft-com:office:word" xmlns:w="http://schemas.openxmlformats.org/wordprocessingml/2006/main" xmlns:w14="http://schemas.microsoft.com/office/word/2010/wordml" xmlns:wpg="http://schemas.microsoft.com/office/word/2010/wordprocessingGroup" xmlns:wpi="http://schemas.microsoft.com/office/word/2010/wordprocessingInk" xmlns:wne="http://schemas.microsoft.com/office/word/2006/wordml" xmlns:wps="http://schemas.microsoft.com/office/word/2010/wordprocessingShape" mc:Ignorable="w14 wp14">
   <w:body>
     <w:p>
-      <w:r/>
+      <w:r>
+        <w:rPr>
+          <w:rFonts w:ascii="宋体" w:hAnsi="宋体" w:eastAsia="宋体" w:cs="宋体"/>
+        </w:rPr>
+      </w:r>
     </w:p>
     <w:p>
       <w:pPr>
@@ -11,25 +15,44 @@
       </w:pPr>
       <w:r>
         <w:rPr>
+          <w:rFonts w:ascii="黑体" w:hAnsi="黑体" w:eastAsia="黑体" w:cs="黑体"/>
           <w:sz w:val="48"/>
         </w:rPr>
         <w:t>华小安（Yuxi）傻瓜式部署手册</w:t>
       </w:r>
-      <w:r/>
+      <w:r>
+        <w:rPr>
+          <w:rFonts w:ascii="黑体" w:hAnsi="黑体" w:eastAsia="黑体" w:cs="黑体"/>
+        </w:rPr>
+      </w:r>
     </w:p>
     <w:p>
       <w:pPr/>
       <w:r>
+        <w:rPr>
+          <w:rFonts w:ascii="宋体" w:hAnsi="宋体" w:eastAsia="宋体" w:cs="宋体"/>
+        </w:rPr>
         <w:t>适用对象：拿到本仓库全部文件的部署人员（已 git clone 或拷贝了整个项目文件夹）。 目标：在一台 Linux 服务器上把整套系统跑起来，并能在浏览器访问、能对话。 写文档时对照的真实文件：docker-compose.prod.yml、scripts/deploy_prod.sh、scripts/init_prod_env.sh、.env.template、各 docker/*.Dockerfile。命令均可整段复制粘贴。</w:t>
       </w:r>
-      <w:r/>
+      <w:r>
+        <w:rPr>
+          <w:rFonts w:ascii="宋体" w:hAnsi="宋体" w:eastAsia="宋体" w:cs="宋体"/>
+        </w:rPr>
+      </w:r>
     </w:p>
     <w:p>
       <w:pPr/>
       <w:r>
+        <w:rPr>
+          <w:rFonts w:ascii="宋体" w:hAnsi="宋体" w:eastAsia="宋体" w:cs="宋体"/>
+        </w:rPr>
         <w:t>---</w:t>
       </w:r>
-      <w:r/>
+      <w:r>
+        <w:rPr>
+          <w:rFonts w:ascii="宋体" w:hAnsi="宋体" w:eastAsia="宋体" w:cs="宋体"/>
+        </w:rPr>
+      </w:r>
     </w:p>
     <w:p>
       <w:pPr>
@@ -37,26 +60,38 @@
       </w:pPr>
       <w:r>
         <w:rPr>
+          <w:rFonts w:ascii="黑体" w:hAnsi="黑体" w:eastAsia="黑体" w:cs="黑体"/>
           <w:color w:val="2C3E50"/>
           <w:sz w:val="36"/>
         </w:rPr>
         <w:t>0. 先说结论（避免再问"docker 里怎么什么都没有"）</w:t>
       </w:r>
-      <w:r/>
-    </w:p>
-    <w:p>
-      <w:pPr/>
       <w:r>
-        <w:t>仓库里 docker 部署需要的文件全都在 git 里、一个不少：</w:t>
+        <w:rPr>
+          <w:rFonts w:ascii="黑体" w:hAnsi="黑体" w:eastAsia="黑体" w:cs="黑体"/>
+        </w:rPr>
       </w:r>
-      <w:r/>
     </w:p>
     <w:p>
       <w:pPr/>
       <w:r>
         <w:rPr>
-          <w:rFonts w:ascii="Consolas" w:hAnsi="Consolas"/>
-          <w:sz w:val="18"/>
+          <w:rFonts w:ascii="宋体" w:hAnsi="宋体" w:eastAsia="宋体" w:cs="宋体"/>
+        </w:rPr>
+        <w:t>仓库里 docker 部署需要的文件全都在 git 里、一个不少：</w:t>
+      </w:r>
+      <w:r>
+        <w:rPr>
+          <w:rFonts w:ascii="宋体" w:hAnsi="宋体" w:eastAsia="宋体" w:cs="宋体"/>
+        </w:rPr>
+      </w:r>
+    </w:p>
+    <w:p>
+      <w:pPr/>
+      <w:r>
+        <w:rPr>
+          <w:rFonts w:ascii="宋体" w:hAnsi="宋体" w:eastAsia="宋体" w:cs="宋体"/>
+          <w:sz w:val="21"/>
         </w:rPr>
         <w:t>docker-compose.prod.yml      # 生产编排（核心）</w:t>
         <w:br/>
@@ -82,21 +117,39 @@
         <w:br/>
         <w:t>scripts/deploy_prod.sh       # 一键部署脚本（在 git 里）</w:t>
       </w:r>
-      <w:r/>
+      <w:r>
+        <w:rPr>
+          <w:rFonts w:ascii="宋体" w:hAnsi="宋体" w:eastAsia="宋体" w:cs="宋体"/>
+        </w:rPr>
+      </w:r>
     </w:p>
     <w:p>
       <w:pPr/>
       <w:r>
+        <w:rPr>
+          <w:rFonts w:ascii="宋体" w:hAnsi="宋体" w:eastAsia="宋体" w:cs="宋体"/>
+        </w:rPr>
         <w:t>唯一故意不在 git 里的文件是 .env.prod（里面放密钥，不能进版本库）。它必须由你本地生成（见第 4 步）。所以"docker 里什么都没有"的真实含义通常是：没生成 .env.prod + 没装/启动 Docker + 没拉镜像，不是仓库缺文件。</w:t>
       </w:r>
-      <w:r/>
+      <w:r>
+        <w:rPr>
+          <w:rFonts w:ascii="宋体" w:hAnsi="宋体" w:eastAsia="宋体" w:cs="宋体"/>
+        </w:rPr>
+      </w:r>
     </w:p>
     <w:p>
       <w:pPr/>
       <w:r>
+        <w:rPr>
+          <w:rFonts w:ascii="宋体" w:hAnsi="宋体" w:eastAsia="宋体" w:cs="宋体"/>
+        </w:rPr>
         <w:t>---</w:t>
       </w:r>
-      <w:r/>
+      <w:r>
+        <w:rPr>
+          <w:rFonts w:ascii="宋体" w:hAnsi="宋体" w:eastAsia="宋体" w:cs="宋体"/>
+        </w:rPr>
+      </w:r>
     </w:p>
     <w:p>
       <w:pPr>
@@ -104,19 +157,31 @@
       </w:pPr>
       <w:r>
         <w:rPr>
+          <w:rFonts w:ascii="黑体" w:hAnsi="黑体" w:eastAsia="黑体" w:cs="黑体"/>
           <w:color w:val="2C3E50"/>
           <w:sz w:val="36"/>
         </w:rPr>
         <w:t>1. 准备一台服务器</w:t>
       </w:r>
-      <w:r/>
+      <w:r>
+        <w:rPr>
+          <w:rFonts w:ascii="黑体" w:hAnsi="黑体" w:eastAsia="黑体" w:cs="黑体"/>
+        </w:rPr>
+      </w:r>
     </w:p>
     <w:p>
       <w:pPr/>
       <w:r>
+        <w:rPr>
+          <w:rFonts w:ascii="宋体" w:hAnsi="宋体" w:eastAsia="宋体" w:cs="宋体"/>
+        </w:rPr>
         <w:t>最低配置建议（跑得动 Milvus + Neo4j 这一堆）：</w:t>
       </w:r>
-      <w:r/>
+      <w:r>
+        <w:rPr>
+          <w:rFonts w:ascii="宋体" w:hAnsi="宋体" w:eastAsia="宋体" w:cs="宋体"/>
+        </w:rPr>
+      </w:r>
     </w:p>
     <w:tbl>
       <w:tblPr>
@@ -136,6 +201,7 @@
           <w:p>
             <w:r>
               <w:rPr>
+                <w:rFonts w:ascii="宋体" w:hAnsi="宋体" w:eastAsia="宋体" w:cs="宋体"/>
                 <w:b/>
               </w:rPr>
               <w:t>项目</w:t>
@@ -149,6 +215,7 @@
           <w:p>
             <w:r>
               <w:rPr>
+                <w:rFonts w:ascii="宋体" w:hAnsi="宋体" w:eastAsia="宋体" w:cs="宋体"/>
                 <w:b/>
               </w:rPr>
               <w:t>最低</w:t>
@@ -162,6 +229,7 @@
           <w:p>
             <w:r>
               <w:rPr>
+                <w:rFonts w:ascii="宋体" w:hAnsi="宋体" w:eastAsia="宋体" w:cs="宋体"/>
                 <w:b/>
               </w:rPr>
               <w:t>推荐</w:t>
@@ -176,6 +244,9 @@
           </w:tcPr>
           <w:p>
             <w:r>
+              <w:rPr>
+                <w:rFonts w:ascii="宋体" w:hAnsi="宋体" w:eastAsia="宋体" w:cs="宋体"/>
+              </w:rPr>
               <w:t>内存</w:t>
             </w:r>
           </w:p>
@@ -186,6 +257,9 @@
           </w:tcPr>
           <w:p>
             <w:r>
+              <w:rPr>
+                <w:rFonts w:ascii="宋体" w:hAnsi="宋体" w:eastAsia="宋体" w:cs="宋体"/>
+              </w:rPr>
               <w:t>8 GB</w:t>
             </w:r>
           </w:p>
@@ -196,6 +270,9 @@
           </w:tcPr>
           <w:p>
             <w:r>
+              <w:rPr>
+                <w:rFonts w:ascii="宋体" w:hAnsi="宋体" w:eastAsia="宋体" w:cs="宋体"/>
+              </w:rPr>
               <w:t>16 GB 及以上</w:t>
             </w:r>
           </w:p>
@@ -208,6 +285,9 @@
           </w:tcPr>
           <w:p>
             <w:r>
+              <w:rPr>
+                <w:rFonts w:ascii="宋体" w:hAnsi="宋体" w:eastAsia="宋体" w:cs="宋体"/>
+              </w:rPr>
               <w:t>CPU</w:t>
             </w:r>
           </w:p>
@@ -218,6 +298,9 @@
           </w:tcPr>
           <w:p>
             <w:r>
+              <w:rPr>
+                <w:rFonts w:ascii="宋体" w:hAnsi="宋体" w:eastAsia="宋体" w:cs="宋体"/>
+              </w:rPr>
               <w:t>2 核</w:t>
             </w:r>
           </w:p>
@@ -228,6 +311,9 @@
           </w:tcPr>
           <w:p>
             <w:r>
+              <w:rPr>
+                <w:rFonts w:ascii="宋体" w:hAnsi="宋体" w:eastAsia="宋体" w:cs="宋体"/>
+              </w:rPr>
               <w:t>4 核及以上</w:t>
             </w:r>
           </w:p>
@@ -240,6 +326,9 @@
           </w:tcPr>
           <w:p>
             <w:r>
+              <w:rPr>
+                <w:rFonts w:ascii="宋体" w:hAnsi="宋体" w:eastAsia="宋体" w:cs="宋体"/>
+              </w:rPr>
               <w:t>磁盘</w:t>
             </w:r>
           </w:p>
@@ -250,6 +339,9 @@
           </w:tcPr>
           <w:p>
             <w:r>
+              <w:rPr>
+                <w:rFonts w:ascii="宋体" w:hAnsi="宋体" w:eastAsia="宋体" w:cs="宋体"/>
+              </w:rPr>
               <w:t>40 GB 可用</w:t>
             </w:r>
           </w:p>
@@ -260,6 +352,9 @@
           </w:tcPr>
           <w:p>
             <w:r>
+              <w:rPr>
+                <w:rFonts w:ascii="宋体" w:hAnsi="宋体" w:eastAsia="宋体" w:cs="宋体"/>
+              </w:rPr>
               <w:t>80 GB 及以上（向量库/图库数据会增长）</w:t>
             </w:r>
           </w:p>
@@ -272,6 +367,9 @@
           </w:tcPr>
           <w:p>
             <w:r>
+              <w:rPr>
+                <w:rFonts w:ascii="宋体" w:hAnsi="宋体" w:eastAsia="宋体" w:cs="宋体"/>
+              </w:rPr>
               <w:t>系统</w:t>
             </w:r>
           </w:p>
@@ -282,6 +380,9 @@
           </w:tcPr>
           <w:p>
             <w:r>
+              <w:rPr>
+                <w:rFonts w:ascii="宋体" w:hAnsi="宋体" w:eastAsia="宋体" w:cs="宋体"/>
+              </w:rPr>
               <w:t>Ubuntu 20.04/22.04 64 位</w:t>
             </w:r>
           </w:p>
@@ -292,6 +393,9 @@
           </w:tcPr>
           <w:p>
             <w:r>
+              <w:rPr>
+                <w:rFonts w:ascii="宋体" w:hAnsi="宋体" w:eastAsia="宋体" w:cs="宋体"/>
+              </w:rPr>
               <w:t>Ubuntu 22.04</w:t>
             </w:r>
           </w:p>
@@ -304,6 +408,9 @@
           </w:tcPr>
           <w:p>
             <w:r>
+              <w:rPr>
+                <w:rFonts w:ascii="宋体" w:hAnsi="宋体" w:eastAsia="宋体" w:cs="宋体"/>
+              </w:rPr>
               <w:t>外网</w:t>
             </w:r>
           </w:p>
@@ -314,6 +421,9 @@
           </w:tcPr>
           <w:p>
             <w:r>
+              <w:rPr>
+                <w:rFonts w:ascii="宋体" w:hAnsi="宋体" w:eastAsia="宋体" w:cs="宋体"/>
+              </w:rPr>
               <w:t>首次部署需要能联网拉镜像</w:t>
             </w:r>
           </w:p>
@@ -324,6 +434,9 @@
           </w:tcPr>
           <w:p>
             <w:r>
+              <w:rPr>
+                <w:rFonts w:ascii="宋体" w:hAnsi="宋体" w:eastAsia="宋体" w:cs="宋体"/>
+              </w:rPr>
               <w:t>长期可内网</w:t>
             </w:r>
           </w:p>
@@ -331,28 +444,53 @@
       </w:tr>
     </w:tbl>
     <w:p>
-      <w:r/>
+      <w:r>
+        <w:rPr>
+          <w:rFonts w:ascii="宋体" w:hAnsi="宋体" w:eastAsia="宋体" w:cs="宋体"/>
+        </w:rPr>
+      </w:r>
     </w:p>
     <w:p>
       <w:pPr/>
       <w:r>
+        <w:rPr>
+          <w:rFonts w:ascii="宋体" w:hAnsi="宋体" w:eastAsia="宋体" w:cs="宋体"/>
+        </w:rPr>
         <w:t>如果你服务器本身不能联网，请看文末「附录 B：完全离线部署」。绝大多数云服务器（阿里云/腾讯云/华为云）都有外网，直接用第 5 步的最简流程即可。</w:t>
       </w:r>
-      <w:r/>
+      <w:r>
+        <w:rPr>
+          <w:rFonts w:ascii="宋体" w:hAnsi="宋体" w:eastAsia="宋体" w:cs="宋体"/>
+        </w:rPr>
+      </w:r>
     </w:p>
     <w:p>
       <w:pPr/>
       <w:r>
+        <w:rPr>
+          <w:rFonts w:ascii="宋体" w:hAnsi="宋体" w:eastAsia="宋体" w:cs="宋体"/>
+        </w:rPr>
         <w:t>安全组 / 防火墙：放行 TCP 80（网页访问）。5432（PostgreSQL）默认只在容器网络内，不建议对公网开放。</w:t>
       </w:r>
-      <w:r/>
+      <w:r>
+        <w:rPr>
+          <w:rFonts w:ascii="宋体" w:hAnsi="宋体" w:eastAsia="宋体" w:cs="宋体"/>
+        </w:rPr>
+      </w:r>
     </w:p>
     <w:p>
       <w:pPr/>
       <w:r>
+        <w:rPr>
+          <w:rFonts w:ascii="宋体" w:hAnsi="宋体" w:eastAsia="宋体" w:cs="宋体"/>
+        </w:rPr>
         <w:t>---</w:t>
       </w:r>
-      <w:r/>
+      <w:r>
+        <w:rPr>
+          <w:rFonts w:ascii="宋体" w:hAnsi="宋体" w:eastAsia="宋体" w:cs="宋体"/>
+        </w:rPr>
+      </w:r>
     </w:p>
     <w:p>
       <w:pPr>
@@ -360,19 +498,31 @@
       </w:pPr>
       <w:r>
         <w:rPr>
+          <w:rFonts w:ascii="黑体" w:hAnsi="黑体" w:eastAsia="黑体" w:cs="黑体"/>
           <w:color w:val="2C3E50"/>
           <w:sz w:val="36"/>
         </w:rPr>
         <w:t>2. 把代码弄到服务器上</w:t>
       </w:r>
-      <w:r/>
+      <w:r>
+        <w:rPr>
+          <w:rFonts w:ascii="黑体" w:hAnsi="黑体" w:eastAsia="黑体" w:cs="黑体"/>
+        </w:rPr>
+      </w:r>
     </w:p>
     <w:p>
       <w:pPr/>
       <w:r>
+        <w:rPr>
+          <w:rFonts w:ascii="宋体" w:hAnsi="宋体" w:eastAsia="宋体" w:cs="宋体"/>
+        </w:rPr>
         <w:t>两种方式任选其一。</w:t>
       </w:r>
-      <w:r/>
+      <w:r>
+        <w:rPr>
+          <w:rFonts w:ascii="宋体" w:hAnsi="宋体" w:eastAsia="宋体" w:cs="宋体"/>
+        </w:rPr>
+      </w:r>
     </w:p>
     <w:p>
       <w:pPr>
@@ -380,20 +530,25 @@
       </w:pPr>
       <w:r>
         <w:rPr>
+          <w:rFonts w:ascii="黑体" w:hAnsi="黑体" w:eastAsia="黑体" w:cs="黑体"/>
           <w:color w:val="34495E"/>
           <w:sz w:val="28"/>
         </w:rPr>
         <w:t>方式 A：git clone（服务器能联网、且仓库对他可见）</w:t>
       </w:r>
-      <w:r/>
+      <w:r>
+        <w:rPr>
+          <w:rFonts w:ascii="黑体" w:hAnsi="黑体" w:eastAsia="黑体" w:cs="黑体"/>
+        </w:rPr>
+      </w:r>
     </w:p>
     <w:p>
       <w:pPr/>
       <w:r>
         <w:rPr>
-          <w:rFonts w:ascii="Consolas" w:hAnsi="Consolas"/>
+          <w:rFonts w:ascii="宋体" w:hAnsi="宋体" w:eastAsia="宋体" w:cs="宋体"/>
           <w:b/>
-          <w:sz w:val="18"/>
+          <w:sz w:val="21"/>
         </w:rPr>
         <w:t># 在服务器上</w:t>
         <w:br/>
@@ -403,14 +558,25 @@
         <w:br/>
         <w:t>cd CCNU_HuaXiaoan</w:t>
       </w:r>
-      <w:r/>
+      <w:r>
+        <w:rPr>
+          <w:rFonts w:ascii="宋体" w:hAnsi="宋体" w:eastAsia="宋体" w:cs="宋体"/>
+        </w:rPr>
+      </w:r>
     </w:p>
     <w:p>
       <w:pPr/>
       <w:r>
+        <w:rPr>
+          <w:rFonts w:ascii="宋体" w:hAnsi="宋体" w:eastAsia="宋体" w:cs="宋体"/>
+        </w:rPr>
         <w:t>若仓库是私有的，把上面 URL 换成带用户名令牌的形式： git clone https://用户名:令牌@gitee.com/jiang-kang123/CCNU_HuaXiaoan.git 之后升级代码用 git pull 即可。</w:t>
       </w:r>
-      <w:r/>
+      <w:r>
+        <w:rPr>
+          <w:rFonts w:ascii="宋体" w:hAnsi="宋体" w:eastAsia="宋体" w:cs="宋体"/>
+        </w:rPr>
+      </w:r>
     </w:p>
     <w:p>
       <w:pPr>
@@ -418,27 +584,39 @@
       </w:pPr>
       <w:r>
         <w:rPr>
+          <w:rFonts w:ascii="黑体" w:hAnsi="黑体" w:eastAsia="黑体" w:cs="黑体"/>
           <w:color w:val="34495E"/>
           <w:sz w:val="28"/>
         </w:rPr>
         <w:t>方式 B：直接拷文件夹（服务器不能联网，或图省事）</w:t>
       </w:r>
-      <w:r/>
-    </w:p>
-    <w:p>
-      <w:pPr/>
       <w:r>
-        <w:t>在本机（代码齐全的那台机器）把整个 CCNU_HuaXiaoan 文件夹打成包，传到服务器：</w:t>
+        <w:rPr>
+          <w:rFonts w:ascii="黑体" w:hAnsi="黑体" w:eastAsia="黑体" w:cs="黑体"/>
+        </w:rPr>
       </w:r>
-      <w:r/>
     </w:p>
     <w:p>
       <w:pPr/>
       <w:r>
         <w:rPr>
-          <w:rFonts w:ascii="Consolas" w:hAnsi="Consolas"/>
+          <w:rFonts w:ascii="宋体" w:hAnsi="宋体" w:eastAsia="宋体" w:cs="宋体"/>
+        </w:rPr>
+        <w:t>在本机（代码齐全的那台机器）把整个 CCNU_HuaXiaoan 文件夹打成包，传到服务器：</w:t>
+      </w:r>
+      <w:r>
+        <w:rPr>
+          <w:rFonts w:ascii="宋体" w:hAnsi="宋体" w:eastAsia="宋体" w:cs="宋体"/>
+        </w:rPr>
+      </w:r>
+    </w:p>
+    <w:p>
+      <w:pPr/>
+      <w:r>
+        <w:rPr>
+          <w:rFonts w:ascii="宋体" w:hAnsi="宋体" w:eastAsia="宋体" w:cs="宋体"/>
           <w:b/>
-          <w:sz w:val="18"/>
+          <w:sz w:val="21"/>
         </w:rPr>
         <w:t># 本机</w:t>
         <w:br/>
@@ -453,21 +631,39 @@
         <w:br/>
         <w:t>cd /opt &amp;&amp; tar xzf yuxi.tar.gz &amp;&amp; cd CCNU_HuaXiaoan</w:t>
       </w:r>
-      <w:r/>
+      <w:r>
+        <w:rPr>
+          <w:rFonts w:ascii="宋体" w:hAnsi="宋体" w:eastAsia="宋体" w:cs="宋体"/>
+        </w:rPr>
+      </w:r>
     </w:p>
     <w:p>
       <w:pPr/>
       <w:r>
+        <w:rPr>
+          <w:rFonts w:ascii="宋体" w:hAnsi="宋体" w:eastAsia="宋体" w:cs="宋体"/>
+        </w:rPr>
         <w:t>拷贝时不要漏掉隐藏文件（.env.template 不是隐藏的没问题，但 .gitignore 等无所谓）。只要 docker-compose.prod.yml、docker/ 目录、scripts/ 目录、backend/、web/ 在就行。</w:t>
       </w:r>
-      <w:r/>
+      <w:r>
+        <w:rPr>
+          <w:rFonts w:ascii="宋体" w:hAnsi="宋体" w:eastAsia="宋体" w:cs="宋体"/>
+        </w:rPr>
+      </w:r>
     </w:p>
     <w:p>
       <w:pPr/>
       <w:r>
+        <w:rPr>
+          <w:rFonts w:ascii="宋体" w:hAnsi="宋体" w:eastAsia="宋体" w:cs="宋体"/>
+        </w:rPr>
         <w:t>---</w:t>
       </w:r>
-      <w:r/>
+      <w:r>
+        <w:rPr>
+          <w:rFonts w:ascii="宋体" w:hAnsi="宋体" w:eastAsia="宋体" w:cs="宋体"/>
+        </w:rPr>
+      </w:r>
     </w:p>
     <w:p>
       <w:pPr>
@@ -475,20 +671,25 @@
       </w:pPr>
       <w:r>
         <w:rPr>
+          <w:rFonts w:ascii="黑体" w:hAnsi="黑体" w:eastAsia="黑体" w:cs="黑体"/>
           <w:color w:val="2C3E50"/>
           <w:sz w:val="36"/>
         </w:rPr>
         <w:t>3. 在服务器上安装 Docker 和 Docker Compose</w:t>
       </w:r>
-      <w:r/>
+      <w:r>
+        <w:rPr>
+          <w:rFonts w:ascii="黑体" w:hAnsi="黑体" w:eastAsia="黑体" w:cs="黑体"/>
+        </w:rPr>
+      </w:r>
     </w:p>
     <w:p>
       <w:pPr/>
       <w:r>
         <w:rPr>
-          <w:rFonts w:ascii="Consolas" w:hAnsi="Consolas"/>
+          <w:rFonts w:ascii="宋体" w:hAnsi="宋体" w:eastAsia="宋体" w:cs="宋体"/>
           <w:b/>
-          <w:sz w:val="18"/>
+          <w:sz w:val="21"/>
         </w:rPr>
         <w:t># 一键安装 Docker（Ubuntu）</w:t>
         <w:br/>
@@ -508,40 +709,69 @@
         <w:br/>
         <w:t>docker compose version</w:t>
       </w:r>
-      <w:r/>
-    </w:p>
-    <w:p>
-      <w:pPr/>
       <w:r>
-        <w:t>如果 docker compose version 报错，说明是老版本，需要单独装插件： sudo apt-get install -y docker-compose-plugin 本文所有命令都用 docker compose（带空格），不是老式的 docker-compose。</w:t>
+        <w:rPr>
+          <w:rFonts w:ascii="宋体" w:hAnsi="宋体" w:eastAsia="宋体" w:cs="宋体"/>
+        </w:rPr>
       </w:r>
-      <w:r/>
-    </w:p>
-    <w:p>
-      <w:pPr/>
-      <w:r>
-        <w:t>把当前用户加入 docker 组，免得每条命令都加 sudo（可选但推荐，做完重新登录生效）：</w:t>
-      </w:r>
-      <w:r/>
     </w:p>
     <w:p>
       <w:pPr/>
       <w:r>
         <w:rPr>
-          <w:rFonts w:ascii="Consolas" w:hAnsi="Consolas"/>
-          <w:b/>
-          <w:sz w:val="18"/>
+          <w:rFonts w:ascii="宋体" w:hAnsi="宋体" w:eastAsia="宋体" w:cs="宋体"/>
         </w:rPr>
-        <w:t>sudo usermod -aG docker $USER</w:t>
+        <w:t>如果 docker compose version 报错，说明是老版本，需要单独装插件： sudo apt-get install -y docker-compose-plugin 本文所有命令都用 docker compose（带空格），不是老式的 docker-compose。</w:t>
       </w:r>
-      <w:r/>
+      <w:r>
+        <w:rPr>
+          <w:rFonts w:ascii="宋体" w:hAnsi="宋体" w:eastAsia="宋体" w:cs="宋体"/>
+        </w:rPr>
+      </w:r>
     </w:p>
     <w:p>
       <w:pPr/>
       <w:r>
+        <w:rPr>
+          <w:rFonts w:ascii="宋体" w:hAnsi="宋体" w:eastAsia="宋体" w:cs="宋体"/>
+        </w:rPr>
+        <w:t>把当前用户加入 docker 组，免得每条命令都加 sudo（可选但推荐，做完重新登录生效）：</w:t>
+      </w:r>
+      <w:r>
+        <w:rPr>
+          <w:rFonts w:ascii="宋体" w:hAnsi="宋体" w:eastAsia="宋体" w:cs="宋体"/>
+        </w:rPr>
+      </w:r>
+    </w:p>
+    <w:p>
+      <w:pPr/>
+      <w:r>
+        <w:rPr>
+          <w:rFonts w:ascii="宋体" w:hAnsi="宋体" w:eastAsia="宋体" w:cs="宋体"/>
+          <w:b/>
+          <w:sz w:val="21"/>
+        </w:rPr>
+        <w:t>sudo usermod -aG docker $USER</w:t>
+      </w:r>
+      <w:r>
+        <w:rPr>
+          <w:rFonts w:ascii="宋体" w:hAnsi="宋体" w:eastAsia="宋体" w:cs="宋体"/>
+        </w:rPr>
+      </w:r>
+    </w:p>
+    <w:p>
+      <w:pPr/>
+      <w:r>
+        <w:rPr>
+          <w:rFonts w:ascii="宋体" w:hAnsi="宋体" w:eastAsia="宋体" w:cs="宋体"/>
+        </w:rPr>
         <w:t>---</w:t>
       </w:r>
-      <w:r/>
+      <w:r>
+        <w:rPr>
+          <w:rFonts w:ascii="宋体" w:hAnsi="宋体" w:eastAsia="宋体" w:cs="宋体"/>
+        </w:rPr>
+      </w:r>
     </w:p>
     <w:p>
       <w:pPr>
@@ -549,66 +779,103 @@
       </w:pPr>
       <w:r>
         <w:rPr>
+          <w:rFonts w:ascii="黑体" w:hAnsi="黑体" w:eastAsia="黑体" w:cs="黑体"/>
           <w:color w:val="2C3E50"/>
           <w:sz w:val="36"/>
         </w:rPr>
         <w:t>4. 生成 .env.prod（最关键、最容易被漏的一步）</w:t>
       </w:r>
-      <w:r/>
-    </w:p>
-    <w:p>
-      <w:pPr/>
       <w:r>
-        <w:t>仓库里没有 .env.prod，必须本地生成。脚本会自动复制 .env.template 并填好密钥、实例 ID、数据目录：</w:t>
+        <w:rPr>
+          <w:rFonts w:ascii="黑体" w:hAnsi="黑体" w:eastAsia="黑体" w:cs="黑体"/>
+        </w:rPr>
       </w:r>
-      <w:r/>
     </w:p>
     <w:p>
       <w:pPr/>
       <w:r>
         <w:rPr>
-          <w:rFonts w:ascii="Consolas" w:hAnsi="Consolas"/>
+          <w:rFonts w:ascii="宋体" w:hAnsi="宋体" w:eastAsia="宋体" w:cs="宋体"/>
+        </w:rPr>
+        <w:t>仓库里没有 .env.prod，必须本地生成。脚本会自动复制 .env.template 并填好密钥、实例 ID、数据目录：</w:t>
+      </w:r>
+      <w:r>
+        <w:rPr>
+          <w:rFonts w:ascii="宋体" w:hAnsi="宋体" w:eastAsia="宋体" w:cs="宋体"/>
+        </w:rPr>
+      </w:r>
+    </w:p>
+    <w:p>
+      <w:pPr/>
+      <w:r>
+        <w:rPr>
+          <w:rFonts w:ascii="宋体" w:hAnsi="宋体" w:eastAsia="宋体" w:cs="宋体"/>
           <w:b/>
-          <w:sz w:val="18"/>
+          <w:sz w:val="21"/>
         </w:rPr>
         <w:t># 在服务器上的项目根目录 CCNU_HuaXiaoan 里</w:t>
         <w:br/>
         <w:t>bash scripts/init_prod_env.sh</w:t>
       </w:r>
-      <w:r/>
-    </w:p>
-    <w:p>
-      <w:pPr/>
       <w:r>
-        <w:t>跑完会看到：</w:t>
+        <w:rPr>
+          <w:rFonts w:ascii="宋体" w:hAnsi="宋体" w:eastAsia="宋体" w:cs="宋体"/>
+        </w:rPr>
       </w:r>
-      <w:r/>
     </w:p>
     <w:p>
       <w:pPr/>
       <w:r>
         <w:rPr>
-          <w:rFonts w:ascii="Consolas" w:hAnsi="Consolas"/>
-          <w:sz w:val="18"/>
+          <w:rFonts w:ascii="宋体" w:hAnsi="宋体" w:eastAsia="宋体" w:cs="宋体"/>
+        </w:rPr>
+        <w:t>跑完会看到：</w:t>
+      </w:r>
+      <w:r>
+        <w:rPr>
+          <w:rFonts w:ascii="宋体" w:hAnsi="宋体" w:eastAsia="宋体" w:cs="宋体"/>
+        </w:rPr>
+      </w:r>
+    </w:p>
+    <w:p>
+      <w:pPr/>
+      <w:r>
+        <w:rPr>
+          <w:rFonts w:ascii="宋体" w:hAnsi="宋体" w:eastAsia="宋体" w:cs="宋体"/>
+          <w:sz w:val="21"/>
         </w:rPr>
         <w:t>Production env ready: .env.prod</w:t>
         <w:br/>
         <w:t>YUXI_DATA_DIR=./docker/volumes</w:t>
       </w:r>
-      <w:r/>
+      <w:r>
+        <w:rPr>
+          <w:rFonts w:ascii="宋体" w:hAnsi="宋体" w:eastAsia="宋体" w:cs="宋体"/>
+        </w:rPr>
+      </w:r>
     </w:p>
     <w:p>
       <w:pPr/>
       <w:r>
+        <w:rPr>
+          <w:rFonts w:ascii="宋体" w:hAnsi="宋体" w:eastAsia="宋体" w:cs="宋体"/>
+        </w:rPr>
         <w:t>脚本已经帮你自动设置好了：</w:t>
       </w:r>
-      <w:r/>
+      <w:r>
+        <w:rPr>
+          <w:rFonts w:ascii="宋体" w:hAnsi="宋体" w:eastAsia="宋体" w:cs="宋体"/>
+        </w:rPr>
+      </w:r>
     </w:p>
     <w:p>
       <w:pPr>
         <w:pStyle w:val="ListBullet"/>
       </w:pPr>
       <w:r>
+        <w:rPr>
+          <w:rFonts w:ascii="宋体" w:hAnsi="宋体" w:eastAsia="宋体" w:cs="宋体"/>
+        </w:rPr>
         <w:t>YUXI_ENV=production</w:t>
       </w:r>
     </w:p>
@@ -617,6 +884,9 @@
         <w:pStyle w:val="ListBullet"/>
       </w:pPr>
       <w:r>
+        <w:rPr>
+          <w:rFonts w:ascii="宋体" w:hAnsi="宋体" w:eastAsia="宋体" w:cs="宋体"/>
+        </w:rPr>
         <w:t>JWT_SECRET_KEY（自动生成 32 字节随机值）</w:t>
       </w:r>
     </w:p>
@@ -625,6 +895,9 @@
         <w:pStyle w:val="ListBullet"/>
       </w:pPr>
       <w:r>
+        <w:rPr>
+          <w:rFonts w:ascii="宋体" w:hAnsi="宋体" w:eastAsia="宋体" w:cs="宋体"/>
+        </w:rPr>
         <w:t>YUXI_INSTANCE_ID（自动生成）</w:t>
       </w:r>
     </w:p>
@@ -633,9 +906,16 @@
         <w:pStyle w:val="ListBullet"/>
       </w:pPr>
       <w:r>
+        <w:rPr>
+          <w:rFonts w:ascii="宋体" w:hAnsi="宋体" w:eastAsia="宋体" w:cs="宋体"/>
+        </w:rPr>
         <w:t>YUXI_DATA_DIR=./docker/volumes（数据持久化目录）</w:t>
       </w:r>
-      <w:r/>
+      <w:r>
+        <w:rPr>
+          <w:rFonts w:ascii="宋体" w:hAnsi="宋体" w:eastAsia="宋体" w:cs="宋体"/>
+        </w:rPr>
+      </w:r>
     </w:p>
     <w:p>
       <w:pPr>
@@ -643,31 +923,47 @@
       </w:pPr>
       <w:r>
         <w:rPr>
+          <w:rFonts w:ascii="黑体" w:hAnsi="黑体" w:eastAsia="黑体" w:cs="黑体"/>
           <w:color w:val="34495E"/>
           <w:sz w:val="28"/>
         </w:rPr>
         <w:t>4.1（强烈建议）改成生产级配置</w:t>
       </w:r>
-      <w:r/>
-    </w:p>
-    <w:p>
-      <w:pPr/>
       <w:r>
-        <w:t>用编辑器打开 .env.prod 改这几项（不改也能跑，但生产环境建议改）：</w:t>
+        <w:rPr>
+          <w:rFonts w:ascii="黑体" w:hAnsi="黑体" w:eastAsia="黑体" w:cs="黑体"/>
+        </w:rPr>
       </w:r>
-      <w:r/>
     </w:p>
     <w:p>
       <w:pPr/>
       <w:r>
         <w:rPr>
-          <w:rFonts w:ascii="Consolas" w:hAnsi="Consolas"/>
+          <w:rFonts w:ascii="宋体" w:hAnsi="宋体" w:eastAsia="宋体" w:cs="宋体"/>
+        </w:rPr>
+        <w:t>用编辑器打开 .env.prod 改这几项（不改也能跑，但生产环境建议改）：</w:t>
+      </w:r>
+      <w:r>
+        <w:rPr>
+          <w:rFonts w:ascii="宋体" w:hAnsi="宋体" w:eastAsia="宋体" w:cs="宋体"/>
+        </w:rPr>
+      </w:r>
+    </w:p>
+    <w:p>
+      <w:pPr/>
+      <w:r>
+        <w:rPr>
+          <w:rFonts w:ascii="宋体" w:hAnsi="宋体" w:eastAsia="宋体" w:cs="宋体"/>
           <w:b/>
-          <w:sz w:val="18"/>
+          <w:sz w:val="21"/>
         </w:rPr>
         <w:t>nano .env.prod      # 或 vim .env.prod</w:t>
       </w:r>
-      <w:r/>
+      <w:r>
+        <w:rPr>
+          <w:rFonts w:ascii="宋体" w:hAnsi="宋体" w:eastAsia="宋体" w:cs="宋体"/>
+        </w:rPr>
+      </w:r>
     </w:p>
     <w:tbl>
       <w:tblPr>
@@ -687,6 +983,7 @@
           <w:p>
             <w:r>
               <w:rPr>
+                <w:rFonts w:ascii="宋体" w:hAnsi="宋体" w:eastAsia="宋体" w:cs="宋体"/>
                 <w:b/>
               </w:rPr>
               <w:t>变量</w:t>
@@ -700,6 +997,7 @@
           <w:p>
             <w:r>
               <w:rPr>
+                <w:rFonts w:ascii="宋体" w:hAnsi="宋体" w:eastAsia="宋体" w:cs="宋体"/>
                 <w:b/>
               </w:rPr>
               <w:t>默认值</w:t>
@@ -713,6 +1011,7 @@
           <w:p>
             <w:r>
               <w:rPr>
+                <w:rFonts w:ascii="宋体" w:hAnsi="宋体" w:eastAsia="宋体" w:cs="宋体"/>
                 <w:b/>
               </w:rPr>
               <w:t>建议</w:t>
@@ -727,6 +1026,9 @@
           </w:tcPr>
           <w:p>
             <w:r>
+              <w:rPr>
+                <w:rFonts w:ascii="宋体" w:hAnsi="宋体" w:eastAsia="宋体" w:cs="宋体"/>
+              </w:rPr>
               <w:t>POSTGRES_PASSWORD</w:t>
             </w:r>
           </w:p>
@@ -737,6 +1039,9 @@
           </w:tcPr>
           <w:p>
             <w:r>
+              <w:rPr>
+                <w:rFonts w:ascii="宋体" w:hAnsi="宋体" w:eastAsia="宋体" w:cs="宋体"/>
+              </w:rPr>
               <w:t>postgres</w:t>
             </w:r>
           </w:p>
@@ -747,6 +1052,9 @@
           </w:tcPr>
           <w:p>
             <w:r>
+              <w:rPr>
+                <w:rFonts w:ascii="宋体" w:hAnsi="宋体" w:eastAsia="宋体" w:cs="宋体"/>
+              </w:rPr>
               <w:t>改成强密码</w:t>
             </w:r>
           </w:p>
@@ -759,6 +1067,9 @@
           </w:tcPr>
           <w:p>
             <w:r>
+              <w:rPr>
+                <w:rFonts w:ascii="宋体" w:hAnsi="宋体" w:eastAsia="宋体" w:cs="宋体"/>
+              </w:rPr>
               <w:t>NEO4J_PASSWORD</w:t>
             </w:r>
           </w:p>
@@ -769,6 +1080,9 @@
           </w:tcPr>
           <w:p>
             <w:r>
+              <w:rPr>
+                <w:rFonts w:ascii="宋体" w:hAnsi="宋体" w:eastAsia="宋体" w:cs="宋体"/>
+              </w:rPr>
               <w:t>0123456789</w:t>
             </w:r>
           </w:p>
@@ -779,6 +1093,9 @@
           </w:tcPr>
           <w:p>
             <w:r>
+              <w:rPr>
+                <w:rFonts w:ascii="宋体" w:hAnsi="宋体" w:eastAsia="宋体" w:cs="宋体"/>
+              </w:rPr>
               <w:t>改成强密码</w:t>
             </w:r>
           </w:p>
@@ -791,6 +1108,9 @@
           </w:tcPr>
           <w:p>
             <w:r>
+              <w:rPr>
+                <w:rFonts w:ascii="宋体" w:hAnsi="宋体" w:eastAsia="宋体" w:cs="宋体"/>
+              </w:rPr>
               <w:t>MINIO_SECRET_KEY</w:t>
             </w:r>
           </w:p>
@@ -801,6 +1121,9 @@
           </w:tcPr>
           <w:p>
             <w:r>
+              <w:rPr>
+                <w:rFonts w:ascii="宋体" w:hAnsi="宋体" w:eastAsia="宋体" w:cs="宋体"/>
+              </w:rPr>
               <w:t>minioadmin</w:t>
             </w:r>
           </w:p>
@@ -811,6 +1134,9 @@
           </w:tcPr>
           <w:p>
             <w:r>
+              <w:rPr>
+                <w:rFonts w:ascii="宋体" w:hAnsi="宋体" w:eastAsia="宋体" w:cs="宋体"/>
+              </w:rPr>
               <w:t>改成强密码</w:t>
             </w:r>
           </w:p>
@@ -823,6 +1149,9 @@
           </w:tcPr>
           <w:p>
             <w:r>
+              <w:rPr>
+                <w:rFonts w:ascii="宋体" w:hAnsi="宋体" w:eastAsia="宋体" w:cs="宋体"/>
+              </w:rPr>
               <w:t>YUXI_DATA_DIR</w:t>
             </w:r>
           </w:p>
@@ -833,6 +1162,9 @@
           </w:tcPr>
           <w:p>
             <w:r>
+              <w:rPr>
+                <w:rFonts w:ascii="宋体" w:hAnsi="宋体" w:eastAsia="宋体" w:cs="宋体"/>
+              </w:rPr>
               <w:t>./docker/volumes</w:t>
             </w:r>
           </w:p>
@@ -843,6 +1175,9 @@
           </w:tcPr>
           <w:p>
             <w:r>
+              <w:rPr>
+                <w:rFonts w:ascii="宋体" w:hAnsi="宋体" w:eastAsia="宋体" w:cs="宋体"/>
+              </w:rPr>
               <w:t>改成代码目录外的绝对路径，例如 /data/yuxi，避免重新拉代码时误删数据</w:t>
             </w:r>
           </w:p>
@@ -855,6 +1190,9 @@
           </w:tcPr>
           <w:p>
             <w:r>
+              <w:rPr>
+                <w:rFonts w:ascii="宋体" w:hAnsi="宋体" w:eastAsia="宋体" w:cs="宋体"/>
+              </w:rPr>
               <w:t>YUXI_SUPER_ADMIN_NAME</w:t>
             </w:r>
           </w:p>
@@ -865,6 +1203,9 @@
           </w:tcPr>
           <w:p>
             <w:r>
+              <w:rPr>
+                <w:rFonts w:ascii="宋体" w:hAnsi="宋体" w:eastAsia="宋体" w:cs="宋体"/>
+              </w:rPr>
               <w:t>空</w:t>
             </w:r>
           </w:p>
@@ -875,6 +1216,9 @@
           </w:tcPr>
           <w:p>
             <w:r>
+              <w:rPr>
+                <w:rFonts w:ascii="宋体" w:hAnsi="宋体" w:eastAsia="宋体" w:cs="宋体"/>
+              </w:rPr>
               <w:t>填一个管理员账号名，首次启动会自动建号</w:t>
             </w:r>
           </w:p>
@@ -887,6 +1231,9 @@
           </w:tcPr>
           <w:p>
             <w:r>
+              <w:rPr>
+                <w:rFonts w:ascii="宋体" w:hAnsi="宋体" w:eastAsia="宋体" w:cs="宋体"/>
+              </w:rPr>
               <w:t>YUXI_SUPER_ADMIN_PASSWORD</w:t>
             </w:r>
           </w:p>
@@ -897,6 +1244,9 @@
           </w:tcPr>
           <w:p>
             <w:r>
+              <w:rPr>
+                <w:rFonts w:ascii="宋体" w:hAnsi="宋体" w:eastAsia="宋体" w:cs="宋体"/>
+              </w:rPr>
               <w:t>空</w:t>
             </w:r>
           </w:p>
@@ -907,6 +1257,9 @@
           </w:tcPr>
           <w:p>
             <w:r>
+              <w:rPr>
+                <w:rFonts w:ascii="宋体" w:hAnsi="宋体" w:eastAsia="宋体" w:cs="宋体"/>
+              </w:rPr>
               <w:t>填管理员密码</w:t>
             </w:r>
           </w:p>
@@ -919,6 +1272,9 @@
           </w:tcPr>
           <w:p>
             <w:r>
+              <w:rPr>
+                <w:rFonts w:ascii="宋体" w:hAnsi="宋体" w:eastAsia="宋体" w:cs="宋体"/>
+              </w:rPr>
               <w:t>HOST_IP</w:t>
             </w:r>
           </w:p>
@@ -929,6 +1285,9 @@
           </w:tcPr>
           <w:p>
             <w:r>
+              <w:rPr>
+                <w:rFonts w:ascii="宋体" w:hAnsi="宋体" w:eastAsia="宋体" w:cs="宋体"/>
+              </w:rPr>
               <w:t>空</w:t>
             </w:r>
           </w:p>
@@ -939,6 +1298,9 @@
           </w:tcPr>
           <w:p>
             <w:r>
+              <w:rPr>
+                <w:rFonts w:ascii="宋体" w:hAnsi="宋体" w:eastAsia="宋体" w:cs="宋体"/>
+              </w:rPr>
               <w:t>填服务器公网 IP（容器需要生成外链时才用）</w:t>
             </w:r>
           </w:p>
@@ -946,28 +1308,53 @@
       </w:tr>
     </w:tbl>
     <w:p>
-      <w:r/>
+      <w:r>
+        <w:rPr>
+          <w:rFonts w:ascii="宋体" w:hAnsi="宋体" w:eastAsia="宋体" w:cs="宋体"/>
+        </w:rPr>
+      </w:r>
     </w:p>
     <w:p>
       <w:pPr/>
       <w:r>
+        <w:rPr>
+          <w:rFonts w:ascii="宋体" w:hAnsi="宋体" w:eastAsia="宋体" w:cs="宋体"/>
+        </w:rPr>
         <w:t>改完 YUXI_DATA_DIR 后记得建目录并授权：mkdir -p /data/yuxi &amp;&amp; chmod 777 /data/yuxi（或让 docker 自行创建即可）。</w:t>
       </w:r>
-      <w:r/>
+      <w:r>
+        <w:rPr>
+          <w:rFonts w:ascii="宋体" w:hAnsi="宋体" w:eastAsia="宋体" w:cs="宋体"/>
+        </w:rPr>
+      </w:r>
     </w:p>
     <w:p>
       <w:pPr/>
       <w:r>
+        <w:rPr>
+          <w:rFonts w:ascii="宋体" w:hAnsi="宋体" w:eastAsia="宋体" w:cs="宋体"/>
+        </w:rPr>
         <w:t>注意：模型供应商的 Key、OCR Key、搜索 Key 不在这里填，登录后台后在「模型供应商 / 基本设置」里配（见第 8 步）。.env.template 顶部注释也写明了这一点。</w:t>
       </w:r>
-      <w:r/>
+      <w:r>
+        <w:rPr>
+          <w:rFonts w:ascii="宋体" w:hAnsi="宋体" w:eastAsia="宋体" w:cs="宋体"/>
+        </w:rPr>
+      </w:r>
     </w:p>
     <w:p>
       <w:pPr/>
       <w:r>
+        <w:rPr>
+          <w:rFonts w:ascii="宋体" w:hAnsi="宋体" w:eastAsia="宋体" w:cs="宋体"/>
+        </w:rPr>
         <w:t>---</w:t>
       </w:r>
-      <w:r/>
+      <w:r>
+        <w:rPr>
+          <w:rFonts w:ascii="宋体" w:hAnsi="宋体" w:eastAsia="宋体" w:cs="宋体"/>
+        </w:rPr>
+      </w:r>
     </w:p>
     <w:p>
       <w:pPr>
@@ -975,25 +1362,40 @@
       </w:pPr>
       <w:r>
         <w:rPr>
+          <w:rFonts w:ascii="黑体" w:hAnsi="黑体" w:eastAsia="黑体" w:cs="黑体"/>
           <w:color w:val="2C3E50"/>
           <w:sz w:val="36"/>
         </w:rPr>
         <w:t>5. 拉镜像 + 构建 + 启动（核心三步）</w:t>
       </w:r>
-      <w:r/>
+      <w:r>
+        <w:rPr>
+          <w:rFonts w:ascii="黑体" w:hAnsi="黑体" w:eastAsia="黑体" w:cs="黑体"/>
+        </w:rPr>
+      </w:r>
     </w:p>
     <w:p>
       <w:pPr/>
       <w:r>
+        <w:rPr>
+          <w:rFonts w:ascii="宋体" w:hAnsi="宋体" w:eastAsia="宋体" w:cs="宋体"/>
+        </w:rPr>
         <w:t>镜像来源分两类：</w:t>
       </w:r>
-      <w:r/>
+      <w:r>
+        <w:rPr>
+          <w:rFonts w:ascii="宋体" w:hAnsi="宋体" w:eastAsia="宋体" w:cs="宋体"/>
+        </w:rPr>
+      </w:r>
     </w:p>
     <w:p>
       <w:pPr>
         <w:pStyle w:val="ListBullet"/>
       </w:pPr>
       <w:r>
+        <w:rPr>
+          <w:rFonts w:ascii="宋体" w:hAnsi="宋体" w:eastAsia="宋体" w:cs="宋体"/>
+        </w:rPr>
         <w:t>基础镜像（neo4j、milvus、postgres、redis、minio、etcd、nginx、python、node 等）：Docker 会自动从网上拉。</w:t>
       </w:r>
     </w:p>
@@ -1002,35 +1404,60 @@
         <w:pStyle w:val="ListBullet"/>
       </w:pPr>
       <w:r>
+        <w:rPr>
+          <w:rFonts w:ascii="宋体" w:hAnsi="宋体" w:eastAsia="宋体" w:cs="宋体"/>
+        </w:rPr>
         <w:t>本项目镜像（api、web、sandbox-provisioner，以及可选的 paddlex）：由 docker compose 现场构建（构建时需要联网装 Python/Node 依赖）。</w:t>
       </w:r>
-      <w:r/>
-    </w:p>
-    <w:p>
-      <w:pPr/>
       <w:r>
-        <w:t>直接一条命令搞定（在项目根目录）：</w:t>
+        <w:rPr>
+          <w:rFonts w:ascii="宋体" w:hAnsi="宋体" w:eastAsia="宋体" w:cs="宋体"/>
+        </w:rPr>
       </w:r>
-      <w:r/>
     </w:p>
     <w:p>
       <w:pPr/>
       <w:r>
         <w:rPr>
-          <w:rFonts w:ascii="Consolas" w:hAnsi="Consolas"/>
-          <w:b/>
-          <w:sz w:val="18"/>
+          <w:rFonts w:ascii="宋体" w:hAnsi="宋体" w:eastAsia="宋体" w:cs="宋体"/>
         </w:rPr>
-        <w:t>docker compose -f docker-compose.prod.yml --env-file .env.prod up -d --build</w:t>
+        <w:t>直接一条命令搞定（在项目根目录）：</w:t>
       </w:r>
-      <w:r/>
+      <w:r>
+        <w:rPr>
+          <w:rFonts w:ascii="宋体" w:hAnsi="宋体" w:eastAsia="宋体" w:cs="宋体"/>
+        </w:rPr>
+      </w:r>
     </w:p>
     <w:p>
       <w:pPr/>
       <w:r>
+        <w:rPr>
+          <w:rFonts w:ascii="宋体" w:hAnsi="宋体" w:eastAsia="宋体" w:cs="宋体"/>
+          <w:b/>
+          <w:sz w:val="21"/>
+        </w:rPr>
+        <w:t>docker compose -f docker-compose.prod.yml --env-file .env.prod up -d --build</w:t>
+      </w:r>
+      <w:r>
+        <w:rPr>
+          <w:rFonts w:ascii="宋体" w:hAnsi="宋体" w:eastAsia="宋体" w:cs="宋体"/>
+        </w:rPr>
+      </w:r>
+    </w:p>
+    <w:p>
+      <w:pPr/>
+      <w:r>
+        <w:rPr>
+          <w:rFonts w:ascii="宋体" w:hAnsi="宋体" w:eastAsia="宋体" w:cs="宋体"/>
+        </w:rPr>
         <w:t>这条命令会：</w:t>
       </w:r>
-      <w:r/>
+      <w:r>
+        <w:rPr>
+          <w:rFonts w:ascii="宋体" w:hAnsi="宋体" w:eastAsia="宋体" w:cs="宋体"/>
+        </w:rPr>
+      </w:r>
     </w:p>
     <w:p>
       <w:pPr>
@@ -1041,6 +1468,9 @@
         </w:numPr>
       </w:pPr>
       <w:r>
+        <w:rPr>
+          <w:rFonts w:ascii="宋体" w:hAnsi="宋体" w:eastAsia="宋体" w:cs="宋体"/>
+        </w:rPr>
         <w:t>拉取所有基础镜像；</w:t>
       </w:r>
     </w:p>
@@ -1053,6 +1483,9 @@
         </w:numPr>
       </w:pPr>
       <w:r>
+        <w:rPr>
+          <w:rFonts w:ascii="宋体" w:hAnsi="宋体" w:eastAsia="宋体" w:cs="宋体"/>
+        </w:rPr>
         <w:t>构建 api、worker、web、sandbox-provisioner（首次构建较慢，10–30 分钟，取决于网速，因为要装 libreoffice、中文字体、Python 依赖、Node 依赖）；</w:t>
       </w:r>
     </w:p>
@@ -1065,30 +1498,58 @@
         </w:numPr>
       </w:pPr>
       <w:r>
+        <w:rPr>
+          <w:rFonts w:ascii="宋体" w:hAnsi="宋体" w:eastAsia="宋体" w:cs="宋体"/>
+        </w:rPr>
         <w:t>按依赖顺序启动全部容器（postgres -&gt; redis -&gt; minio -&gt; etcd -&gt; milvus -&gt; sandbox-provisioner -&gt; api/worker -&gt; web）。</w:t>
       </w:r>
-      <w:r/>
+      <w:r>
+        <w:rPr>
+          <w:rFonts w:ascii="宋体" w:hAnsi="宋体" w:eastAsia="宋体" w:cs="宋体"/>
+        </w:rPr>
+      </w:r>
     </w:p>
     <w:p>
       <w:pPr/>
       <w:r>
+        <w:rPr>
+          <w:rFonts w:ascii="宋体" w:hAnsi="宋体" w:eastAsia="宋体" w:cs="宋体"/>
+        </w:rPr>
         <w:t>想看实时日志/进度，另开一个终端：docker compose -f docker-compose.prod.yml --env-file .env.prod logs -f 想只重建某一个：docker compose -f docker-compose.prod.yml --env-file .env.prod up -d --build api</w:t>
       </w:r>
-      <w:r/>
+      <w:r>
+        <w:rPr>
+          <w:rFonts w:ascii="宋体" w:hAnsi="宋体" w:eastAsia="宋体" w:cs="宋体"/>
+        </w:rPr>
+      </w:r>
     </w:p>
     <w:p>
       <w:pPr/>
       <w:r>
+        <w:rPr>
+          <w:rFonts w:ascii="宋体" w:hAnsi="宋体" w:eastAsia="宋体" w:cs="宋体"/>
+        </w:rPr>
         <w:t>关于 paddlex（OCR，需要 NVIDIA GPU）：默认不会启动（它在 profiles: [all] 里）。普通问答场景不需要它。如果服务器有 GPU 且要用 OCR： docker compose -f docker-compose.prod.yml --env-file .env.prod --profile all up -d --build</w:t>
       </w:r>
-      <w:r/>
+      <w:r>
+        <w:rPr>
+          <w:rFonts w:ascii="宋体" w:hAnsi="宋体" w:eastAsia="宋体" w:cs="宋体"/>
+        </w:rPr>
+      </w:r>
     </w:p>
     <w:p>
       <w:pPr/>
       <w:r>
+        <w:rPr>
+          <w:rFonts w:ascii="宋体" w:hAnsi="宋体" w:eastAsia="宋体" w:cs="宋体"/>
+        </w:rPr>
         <w:t>---</w:t>
       </w:r>
-      <w:r/>
+      <w:r>
+        <w:rPr>
+          <w:rFonts w:ascii="宋体" w:hAnsi="宋体" w:eastAsia="宋体" w:cs="宋体"/>
+        </w:rPr>
+      </w:r>
     </w:p>
     <w:p>
       <w:pPr>
@@ -1096,20 +1557,25 @@
       </w:pPr>
       <w:r>
         <w:rPr>
+          <w:rFonts w:ascii="黑体" w:hAnsi="黑体" w:eastAsia="黑体" w:cs="黑体"/>
           <w:color w:val="2C3E50"/>
           <w:sz w:val="36"/>
         </w:rPr>
         <w:t>6. 验证是否真的起来了</w:t>
       </w:r>
-      <w:r/>
+      <w:r>
+        <w:rPr>
+          <w:rFonts w:ascii="黑体" w:hAnsi="黑体" w:eastAsia="黑体" w:cs="黑体"/>
+        </w:rPr>
+      </w:r>
     </w:p>
     <w:p>
       <w:pPr/>
       <w:r>
         <w:rPr>
-          <w:rFonts w:ascii="Consolas" w:hAnsi="Consolas"/>
+          <w:rFonts w:ascii="宋体" w:hAnsi="宋体" w:eastAsia="宋体" w:cs="宋体"/>
           <w:b/>
-          <w:sz w:val="18"/>
+          <w:sz w:val="21"/>
         </w:rPr>
         <w:t># 看所有容器状态（STATUS 应为 Up / healthy）</w:t>
         <w:br/>
@@ -1120,46 +1586,82 @@
         <w:br/>
         <w:t>curl http://127.0.0.1/api/system/health</w:t>
       </w:r>
-      <w:r/>
-    </w:p>
-    <w:p>
-      <w:pPr/>
       <w:r>
-        <w:t>在你自己电脑的浏览器打开：</w:t>
+        <w:rPr>
+          <w:rFonts w:ascii="宋体" w:hAnsi="宋体" w:eastAsia="宋体" w:cs="宋体"/>
+        </w:rPr>
       </w:r>
-      <w:r/>
     </w:p>
     <w:p>
       <w:pPr/>
       <w:r>
         <w:rPr>
-          <w:rFonts w:ascii="Consolas" w:hAnsi="Consolas"/>
-          <w:sz w:val="18"/>
+          <w:rFonts w:ascii="宋体" w:hAnsi="宋体" w:eastAsia="宋体" w:cs="宋体"/>
         </w:rPr>
-        <w:t>http://服务器公网IP/</w:t>
+        <w:t>在你自己电脑的浏览器打开：</w:t>
       </w:r>
-      <w:r/>
+      <w:r>
+        <w:rPr>
+          <w:rFonts w:ascii="宋体" w:hAnsi="宋体" w:eastAsia="宋体" w:cs="宋体"/>
+        </w:rPr>
+      </w:r>
     </w:p>
     <w:p>
       <w:pPr/>
       <w:r>
-        <w:t>能看到登录/首页就说明前端 + 后端 + 反代都通了。</w:t>
+        <w:rPr>
+          <w:rFonts w:ascii="宋体" w:hAnsi="宋体" w:eastAsia="宋体" w:cs="宋体"/>
+          <w:sz w:val="21"/>
+        </w:rPr>
+        <w:t>http://服务器公网IP/</w:t>
       </w:r>
-      <w:r/>
+      <w:r>
+        <w:rPr>
+          <w:rFonts w:ascii="宋体" w:hAnsi="宋体" w:eastAsia="宋体" w:cs="宋体"/>
+        </w:rPr>
+      </w:r>
     </w:p>
     <w:p>
       <w:pPr/>
       <w:r>
-        <w:t>如果网页打不开，先确认：(1) 服务器安全组放行了 80；(2) 容器 web-prod、api-prod 都是 Up；(3) curl http://127.0.0.1/api/system/health 在服务器本地能通。</w:t>
+        <w:rPr>
+          <w:rFonts w:ascii="宋体" w:hAnsi="宋体" w:eastAsia="宋体" w:cs="宋体"/>
+        </w:rPr>
+        <w:t>能看到登录/首页就说明前端 + 后端 + 反代都通了。</w:t>
       </w:r>
-      <w:r/>
+      <w:r>
+        <w:rPr>
+          <w:rFonts w:ascii="宋体" w:hAnsi="宋体" w:eastAsia="宋体" w:cs="宋体"/>
+        </w:rPr>
+      </w:r>
     </w:p>
     <w:p>
       <w:pPr/>
       <w:r>
+        <w:rPr>
+          <w:rFonts w:ascii="宋体" w:hAnsi="宋体" w:eastAsia="宋体" w:cs="宋体"/>
+        </w:rPr>
+        <w:t>如果网页打不开，先确认：(1) 服务器安全组放行了 80；(2) 容器 web-prod、api-prod 都是 Up；(3) curl http://127.0.0.1/api/system/health 在服务器本地能通。</w:t>
+      </w:r>
+      <w:r>
+        <w:rPr>
+          <w:rFonts w:ascii="宋体" w:hAnsi="宋体" w:eastAsia="宋体" w:cs="宋体"/>
+        </w:rPr>
+      </w:r>
+    </w:p>
+    <w:p>
+      <w:pPr/>
+      <w:r>
+        <w:rPr>
+          <w:rFonts w:ascii="宋体" w:hAnsi="宋体" w:eastAsia="宋体" w:cs="宋体"/>
+        </w:rPr>
         <w:t>---</w:t>
       </w:r>
-      <w:r/>
+      <w:r>
+        <w:rPr>
+          <w:rFonts w:ascii="宋体" w:hAnsi="宋体" w:eastAsia="宋体" w:cs="宋体"/>
+        </w:rPr>
+      </w:r>
     </w:p>
     <w:p>
       <w:pPr>
@@ -1167,26 +1669,45 @@
       </w:pPr>
       <w:r>
         <w:rPr>
+          <w:rFonts w:ascii="黑体" w:hAnsi="黑体" w:eastAsia="黑体" w:cs="黑体"/>
           <w:color w:val="2C3E50"/>
           <w:sz w:val="36"/>
         </w:rPr>
         <w:t>7. 数据初始化（首次）</w:t>
       </w:r>
-      <w:r/>
+      <w:r>
+        <w:rPr>
+          <w:rFonts w:ascii="黑体" w:hAnsi="黑体" w:eastAsia="黑体" w:cs="黑体"/>
+        </w:rPr>
+      </w:r>
     </w:p>
     <w:p>
       <w:pPr/>
       <w:r>
+        <w:rPr>
+          <w:rFonts w:ascii="宋体" w:hAnsi="宋体" w:eastAsia="宋体" w:cs="宋体"/>
+        </w:rPr>
         <w:t>首次启动后，系统会自己建库、跑迁移。无需手动操作。 如果你在第 4.1 步设了 YUXI_SUPER_ADMIN_NAME / YUXI_SUPER_ADMIN_PASSWORD，管理员账号会在初始化时自动创建；否则按页面首次注册提示创建。</w:t>
       </w:r>
-      <w:r/>
+      <w:r>
+        <w:rPr>
+          <w:rFonts w:ascii="宋体" w:hAnsi="宋体" w:eastAsia="宋体" w:cs="宋体"/>
+        </w:rPr>
+      </w:r>
     </w:p>
     <w:p>
       <w:pPr/>
       <w:r>
+        <w:rPr>
+          <w:rFonts w:ascii="宋体" w:hAnsi="宋体" w:eastAsia="宋体" w:cs="宋体"/>
+        </w:rPr>
         <w:t>---</w:t>
       </w:r>
-      <w:r/>
+      <w:r>
+        <w:rPr>
+          <w:rFonts w:ascii="宋体" w:hAnsi="宋体" w:eastAsia="宋体" w:cs="宋体"/>
+        </w:rPr>
+      </w:r>
     </w:p>
     <w:p>
       <w:pPr>
@@ -1194,19 +1715,31 @@
       </w:pPr>
       <w:r>
         <w:rPr>
+          <w:rFonts w:ascii="黑体" w:hAnsi="黑体" w:eastAsia="黑体" w:cs="黑体"/>
           <w:color w:val="2C3E50"/>
           <w:sz w:val="36"/>
         </w:rPr>
         <w:t>8. 登录后台配置模型供应商（不配就不能对话）</w:t>
       </w:r>
-      <w:r/>
+      <w:r>
+        <w:rPr>
+          <w:rFonts w:ascii="黑体" w:hAnsi="黑体" w:eastAsia="黑体" w:cs="黑体"/>
+        </w:rPr>
+      </w:r>
     </w:p>
     <w:p>
       <w:pPr/>
       <w:r>
+        <w:rPr>
+          <w:rFonts w:ascii="宋体" w:hAnsi="宋体" w:eastAsia="宋体" w:cs="宋体"/>
+        </w:rPr>
         <w:t>系统能打开不等于能回答问题。模型供应商没配，问答会失败。</w:t>
       </w:r>
-      <w:r/>
+      <w:r>
+        <w:rPr>
+          <w:rFonts w:ascii="宋体" w:hAnsi="宋体" w:eastAsia="宋体" w:cs="宋体"/>
+        </w:rPr>
+      </w:r>
     </w:p>
     <w:p>
       <w:pPr>
@@ -1217,6 +1750,9 @@
         </w:numPr>
       </w:pPr>
       <w:r>
+        <w:rPr>
+          <w:rFonts w:ascii="宋体" w:hAnsi="宋体" w:eastAsia="宋体" w:cs="宋体"/>
+        </w:rPr>
         <w:t>浏览器打开 http://服务器公网IP/，用管理员账号登录。</w:t>
       </w:r>
     </w:p>
@@ -1229,15 +1765,25 @@
         </w:numPr>
       </w:pPr>
       <w:r>
+        <w:rPr>
+          <w:rFonts w:ascii="宋体" w:hAnsi="宋体" w:eastAsia="宋体" w:cs="宋体"/>
+        </w:rPr>
         <w:t>进入后台「模型供应商」，填一家大模型供应商的：</w:t>
       </w:r>
-      <w:r/>
+      <w:r>
+        <w:rPr>
+          <w:rFonts w:ascii="宋体" w:hAnsi="宋体" w:eastAsia="宋体" w:cs="宋体"/>
+        </w:rPr>
+      </w:r>
     </w:p>
     <w:p>
       <w:pPr>
         <w:pStyle w:val="ListBullet"/>
       </w:pPr>
       <w:r>
+        <w:rPr>
+          <w:rFonts w:ascii="宋体" w:hAnsi="宋体" w:eastAsia="宋体" w:cs="宋体"/>
+        </w:rPr>
         <w:t>base_url（接口地址）</w:t>
       </w:r>
     </w:p>
@@ -1246,9 +1792,16 @@
         <w:pStyle w:val="ListBullet"/>
       </w:pPr>
       <w:r>
+        <w:rPr>
+          <w:rFonts w:ascii="宋体" w:hAnsi="宋体" w:eastAsia="宋体" w:cs="宋体"/>
+        </w:rPr>
         <w:t>api_key（密钥）</w:t>
       </w:r>
-      <w:r/>
+      <w:r>
+        <w:rPr>
+          <w:rFonts w:ascii="宋体" w:hAnsi="宋体" w:eastAsia="宋体" w:cs="宋体"/>
+        </w:rPr>
+      </w:r>
     </w:p>
     <w:p>
       <w:pPr>
@@ -1259,6 +1812,9 @@
         </w:numPr>
       </w:pPr>
       <w:r>
+        <w:rPr>
+          <w:rFonts w:ascii="宋体" w:hAnsi="宋体" w:eastAsia="宋体" w:cs="宋体"/>
+        </w:rPr>
         <w:t>设置默认模型（聊天模型、嵌入模型等）。</w:t>
       </w:r>
     </w:p>
@@ -1271,30 +1827,58 @@
         </w:numPr>
       </w:pPr>
       <w:r>
+        <w:rPr>
+          <w:rFonts w:ascii="宋体" w:hAnsi="宋体" w:eastAsia="宋体" w:cs="宋体"/>
+        </w:rPr>
         <w:t>（可选）「基本设置」里配 MinerU（文档解析）、Tavily（联网搜索）等 Key。</w:t>
       </w:r>
-      <w:r/>
+      <w:r>
+        <w:rPr>
+          <w:rFonts w:ascii="宋体" w:hAnsi="宋体" w:eastAsia="宋体" w:cs="宋体"/>
+        </w:rPr>
+      </w:r>
     </w:p>
     <w:p>
       <w:pPr/>
       <w:r>
+        <w:rPr>
+          <w:rFonts w:ascii="宋体" w:hAnsi="宋体" w:eastAsia="宋体" w:cs="宋体"/>
+        </w:rPr>
         <w:t>【注意】红线提醒（来自项目规范）：模型 base_url 和 api_key 只放在模型供应商配置里，不要写进 .env.prod，也不要写进任何 model-routing / SystemKV 配置，那些地方任何登录用户都能读到，绝不能放密钥。</w:t>
       </w:r>
-      <w:r/>
+      <w:r>
+        <w:rPr>
+          <w:rFonts w:ascii="宋体" w:hAnsi="宋体" w:eastAsia="宋体" w:cs="宋体"/>
+        </w:rPr>
+      </w:r>
     </w:p>
     <w:p>
       <w:pPr/>
       <w:r>
+        <w:rPr>
+          <w:rFonts w:ascii="宋体" w:hAnsi="宋体" w:eastAsia="宋体" w:cs="宋体"/>
+        </w:rPr>
         <w:t>配完回到对话页试一句"你好"，能正常回复即部署完成。</w:t>
       </w:r>
-      <w:r/>
+      <w:r>
+        <w:rPr>
+          <w:rFonts w:ascii="宋体" w:hAnsi="宋体" w:eastAsia="宋体" w:cs="宋体"/>
+        </w:rPr>
+      </w:r>
     </w:p>
     <w:p>
       <w:pPr/>
       <w:r>
+        <w:rPr>
+          <w:rFonts w:ascii="宋体" w:hAnsi="宋体" w:eastAsia="宋体" w:cs="宋体"/>
+        </w:rPr>
         <w:t>---</w:t>
       </w:r>
-      <w:r/>
+      <w:r>
+        <w:rPr>
+          <w:rFonts w:ascii="宋体" w:hAnsi="宋体" w:eastAsia="宋体" w:cs="宋体"/>
+        </w:rPr>
+      </w:r>
     </w:p>
     <w:p>
       <w:pPr>
@@ -1302,20 +1886,25 @@
       </w:pPr>
       <w:r>
         <w:rPr>
+          <w:rFonts w:ascii="黑体" w:hAnsi="黑体" w:eastAsia="黑体" w:cs="黑体"/>
           <w:color w:val="2C3E50"/>
           <w:sz w:val="36"/>
         </w:rPr>
         <w:t>9. 日常运维命令速查</w:t>
       </w:r>
-      <w:r/>
+      <w:r>
+        <w:rPr>
+          <w:rFonts w:ascii="黑体" w:hAnsi="黑体" w:eastAsia="黑体" w:cs="黑体"/>
+        </w:rPr>
+      </w:r>
     </w:p>
     <w:p>
       <w:pPr/>
       <w:r>
         <w:rPr>
-          <w:rFonts w:ascii="Consolas" w:hAnsi="Consolas"/>
+          <w:rFonts w:ascii="宋体" w:hAnsi="宋体" w:eastAsia="宋体" w:cs="宋体"/>
           <w:b/>
-          <w:sz w:val="18"/>
+          <w:sz w:val="21"/>
         </w:rPr>
         <w:t># 停掉全部（保留数据）</w:t>
         <w:br/>
@@ -1338,21 +1927,39 @@
         <w:br/>
         <w:t>docker compose -f docker-compose.prod.yml --env-file .env.prod up -d --build</w:t>
       </w:r>
-      <w:r/>
+      <w:r>
+        <w:rPr>
+          <w:rFonts w:ascii="宋体" w:hAnsi="宋体" w:eastAsia="宋体" w:cs="宋体"/>
+        </w:rPr>
+      </w:r>
     </w:p>
     <w:p>
       <w:pPr/>
       <w:r>
+        <w:rPr>
+          <w:rFonts w:ascii="宋体" w:hAnsi="宋体" w:eastAsia="宋体" w:cs="宋体"/>
+        </w:rPr>
         <w:t>也可以直接跑一键脚本（它内含 init_prod_env + down + git pull + up --build + 健康检查）： bash scripts/deploy_prod.sh 注意：该脚本里有 git pull，如果你是方式 B（直接拷文件夹、没有 git remote），这步会报错中断，这种情况下请用上面手动的 up -d --build 即可。</w:t>
       </w:r>
-      <w:r/>
+      <w:r>
+        <w:rPr>
+          <w:rFonts w:ascii="宋体" w:hAnsi="宋体" w:eastAsia="宋体" w:cs="宋体"/>
+        </w:rPr>
+      </w:r>
     </w:p>
     <w:p>
       <w:pPr/>
       <w:r>
+        <w:rPr>
+          <w:rFonts w:ascii="宋体" w:hAnsi="宋体" w:eastAsia="宋体" w:cs="宋体"/>
+        </w:rPr>
         <w:t>---</w:t>
       </w:r>
-      <w:r/>
+      <w:r>
+        <w:rPr>
+          <w:rFonts w:ascii="宋体" w:hAnsi="宋体" w:eastAsia="宋体" w:cs="宋体"/>
+        </w:rPr>
+      </w:r>
     </w:p>
     <w:p>
       <w:pPr>
@@ -1360,25 +1967,40 @@
       </w:pPr>
       <w:r>
         <w:rPr>
+          <w:rFonts w:ascii="黑体" w:hAnsi="黑体" w:eastAsia="黑体" w:cs="黑体"/>
           <w:color w:val="2C3E50"/>
           <w:sz w:val="36"/>
         </w:rPr>
         <w:t>10. 常见问题排查</w:t>
       </w:r>
-      <w:r/>
+      <w:r>
+        <w:rPr>
+          <w:rFonts w:ascii="黑体" w:hAnsi="黑体" w:eastAsia="黑体" w:cs="黑体"/>
+        </w:rPr>
+      </w:r>
     </w:p>
     <w:p>
       <w:pPr/>
       <w:r>
+        <w:rPr>
+          <w:rFonts w:ascii="宋体" w:hAnsi="宋体" w:eastAsia="宋体" w:cs="宋体"/>
+        </w:rPr>
         <w:t>Q1：构建卡在 uv sync / pnpm install 很久或失败</w:t>
       </w:r>
-      <w:r/>
+      <w:r>
+        <w:rPr>
+          <w:rFonts w:ascii="宋体" w:hAnsi="宋体" w:eastAsia="宋体" w:cs="宋体"/>
+        </w:rPr>
+      </w:r>
     </w:p>
     <w:p>
       <w:pPr>
         <w:pStyle w:val="ListBullet"/>
       </w:pPr>
       <w:r>
+        <w:rPr>
+          <w:rFonts w:ascii="宋体" w:hAnsi="宋体" w:eastAsia="宋体" w:cs="宋体"/>
+        </w:rPr>
         <w:t>首次构建要装大量依赖，耐心等；失败多是网络问题。服务器能联网通常 OK。</w:t>
       </w:r>
     </w:p>
@@ -1387,22 +2009,39 @@
         <w:pStyle w:val="ListBullet"/>
       </w:pPr>
       <w:r>
+        <w:rPr>
+          <w:rFonts w:ascii="宋体" w:hAnsi="宋体" w:eastAsia="宋体" w:cs="宋体"/>
+        </w:rPr>
         <w:t>若 PyPI 慢，可在 docker/api.Dockerfile 第 55 行 uv sync 后加 --index-url https://pypi.tuna.tsinghua.edu.cn/simple（脚本注释里也提了这点）。</w:t>
       </w:r>
-      <w:r/>
+      <w:r>
+        <w:rPr>
+          <w:rFonts w:ascii="宋体" w:hAnsi="宋体" w:eastAsia="宋体" w:cs="宋体"/>
+        </w:rPr>
+      </w:r>
     </w:p>
     <w:p>
       <w:pPr/>
       <w:r>
+        <w:rPr>
+          <w:rFonts w:ascii="宋体" w:hAnsi="宋体" w:eastAsia="宋体" w:cs="宋体"/>
+        </w:rPr>
         <w:t>Q2：curl http://127.0.0.1/api/system/health 一直不通</w:t>
       </w:r>
-      <w:r/>
+      <w:r>
+        <w:rPr>
+          <w:rFonts w:ascii="宋体" w:hAnsi="宋体" w:eastAsia="宋体" w:cs="宋体"/>
+        </w:rPr>
+      </w:r>
     </w:p>
     <w:p>
       <w:pPr>
         <w:pStyle w:val="ListBullet"/>
       </w:pPr>
       <w:r>
+        <w:rPr>
+          <w:rFonts w:ascii="宋体" w:hAnsi="宋体" w:eastAsia="宋体" w:cs="宋体"/>
+        </w:rPr>
         <w:t>docker compose ... ps 看 api-prod 是否 healthy（首次启动 milvus 等要 1–2 分钟）。</w:t>
       </w:r>
     </w:p>
@@ -1411,64 +2050,120 @@
         <w:pStyle w:val="ListBullet"/>
       </w:pPr>
       <w:r>
+        <w:rPr>
+          <w:rFonts w:ascii="宋体" w:hAnsi="宋体" w:eastAsia="宋体" w:cs="宋体"/>
+        </w:rPr>
         <w:t>docker compose ... logs -f api 看报错，多半是 .env.prod 里数据库密码/地址不对或依赖服务没起来。</w:t>
       </w:r>
-      <w:r/>
+      <w:r>
+        <w:rPr>
+          <w:rFonts w:ascii="宋体" w:hAnsi="宋体" w:eastAsia="宋体" w:cs="宋体"/>
+        </w:rPr>
+      </w:r>
     </w:p>
     <w:p>
       <w:pPr/>
       <w:r>
+        <w:rPr>
+          <w:rFonts w:ascii="宋体" w:hAnsi="宋体" w:eastAsia="宋体" w:cs="宋体"/>
+        </w:rPr>
         <w:t>Q3：浏览器打开是空白 / 502</w:t>
       </w:r>
-      <w:r/>
+      <w:r>
+        <w:rPr>
+          <w:rFonts w:ascii="宋体" w:hAnsi="宋体" w:eastAsia="宋体" w:cs="宋体"/>
+        </w:rPr>
+      </w:r>
     </w:p>
     <w:p>
       <w:pPr>
         <w:pStyle w:val="ListBullet"/>
       </w:pPr>
       <w:r>
+        <w:rPr>
+          <w:rFonts w:ascii="宋体" w:hAnsi="宋体" w:eastAsia="宋体" w:cs="宋体"/>
+        </w:rPr>
         <w:t>看 web-prod 和 api-prod 是否都 Up；nginx 反代在 docker/nginx/ 里已配好，一般无需改动。</w:t>
       </w:r>
-      <w:r/>
+      <w:r>
+        <w:rPr>
+          <w:rFonts w:ascii="宋体" w:hAnsi="宋体" w:eastAsia="宋体" w:cs="宋体"/>
+        </w:rPr>
+      </w:r>
     </w:p>
     <w:p>
       <w:pPr/>
       <w:r>
+        <w:rPr>
+          <w:rFonts w:ascii="宋体" w:hAnsi="宋体" w:eastAsia="宋体" w:cs="宋体"/>
+        </w:rPr>
         <w:t>Q4：改了 .env.prod 不生效</w:t>
       </w:r>
-      <w:r/>
+      <w:r>
+        <w:rPr>
+          <w:rFonts w:ascii="宋体" w:hAnsi="宋体" w:eastAsia="宋体" w:cs="宋体"/>
+        </w:rPr>
+      </w:r>
     </w:p>
     <w:p>
       <w:pPr>
         <w:pStyle w:val="ListBullet"/>
       </w:pPr>
       <w:r>
+        <w:rPr>
+          <w:rFonts w:ascii="宋体" w:hAnsi="宋体" w:eastAsia="宋体" w:cs="宋体"/>
+        </w:rPr>
         <w:t>改完必须重建相关容器：docker compose -f docker-compose.prod.yml --env-file .env.prod up -d --build api worker，或直接 down 再 up -d --build。</w:t>
       </w:r>
-      <w:r/>
+      <w:r>
+        <w:rPr>
+          <w:rFonts w:ascii="宋体" w:hAnsi="宋体" w:eastAsia="宋体" w:cs="宋体"/>
+        </w:rPr>
+      </w:r>
     </w:p>
     <w:p>
       <w:pPr/>
       <w:r>
+        <w:rPr>
+          <w:rFonts w:ascii="宋体" w:hAnsi="宋体" w:eastAsia="宋体" w:cs="宋体"/>
+        </w:rPr>
         <w:t>Q5：数据库/向量库数据在哪</w:t>
       </w:r>
-      <w:r/>
+      <w:r>
+        <w:rPr>
+          <w:rFonts w:ascii="宋体" w:hAnsi="宋体" w:eastAsia="宋体" w:cs="宋体"/>
+        </w:rPr>
+      </w:r>
     </w:p>
     <w:p>
       <w:pPr>
         <w:pStyle w:val="ListBullet"/>
       </w:pPr>
       <w:r>
+        <w:rPr>
+          <w:rFonts w:ascii="宋体" w:hAnsi="宋体" w:eastAsia="宋体" w:cs="宋体"/>
+        </w:rPr>
         <w:t>都在 YUXI_DATA_DIR 下（默认 ./docker/volumes，建议已改到 /data/yuxi）。备份整个目录即可。</w:t>
       </w:r>
-      <w:r/>
+      <w:r>
+        <w:rPr>
+          <w:rFonts w:ascii="宋体" w:hAnsi="宋体" w:eastAsia="宋体" w:cs="宋体"/>
+        </w:rPr>
+      </w:r>
     </w:p>
     <w:p>
       <w:pPr/>
       <w:r>
+        <w:rPr>
+          <w:rFonts w:ascii="宋体" w:hAnsi="宋体" w:eastAsia="宋体" w:cs="宋体"/>
+        </w:rPr>
         <w:t>---</w:t>
       </w:r>
-      <w:r/>
+      <w:r>
+        <w:rPr>
+          <w:rFonts w:ascii="宋体" w:hAnsi="宋体" w:eastAsia="宋体" w:cs="宋体"/>
+        </w:rPr>
+      </w:r>
     </w:p>
     <w:p>
       <w:pPr>
@@ -1476,12 +2171,17 @@
       </w:pPr>
       <w:r>
         <w:rPr>
+          <w:rFonts w:ascii="黑体" w:hAnsi="黑体" w:eastAsia="黑体" w:cs="黑体"/>
           <w:color w:val="2C3E50"/>
           <w:sz w:val="36"/>
         </w:rPr>
         <w:t>附录 A：本项目容器清单（心里有数）</w:t>
       </w:r>
-      <w:r/>
+      <w:r>
+        <w:rPr>
+          <w:rFonts w:ascii="黑体" w:hAnsi="黑体" w:eastAsia="黑体" w:cs="黑体"/>
+        </w:rPr>
+      </w:r>
     </w:p>
     <w:tbl>
       <w:tblPr>
@@ -1501,6 +2201,7 @@
           <w:p>
             <w:r>
               <w:rPr>
+                <w:rFonts w:ascii="宋体" w:hAnsi="宋体" w:eastAsia="宋体" w:cs="宋体"/>
                 <w:b/>
               </w:rPr>
               <w:t>容器</w:t>
@@ -1514,6 +2215,7 @@
           <w:p>
             <w:r>
               <w:rPr>
+                <w:rFonts w:ascii="宋体" w:hAnsi="宋体" w:eastAsia="宋体" w:cs="宋体"/>
                 <w:b/>
               </w:rPr>
               <w:t>作用</w:t>
@@ -1527,6 +2229,7 @@
           <w:p>
             <w:r>
               <w:rPr>
+                <w:rFonts w:ascii="宋体" w:hAnsi="宋体" w:eastAsia="宋体" w:cs="宋体"/>
                 <w:b/>
               </w:rPr>
               <w:t>对外端口</w:t>
@@ -1541,6 +2244,9 @@
           </w:tcPr>
           <w:p>
             <w:r>
+              <w:rPr>
+                <w:rFonts w:ascii="宋体" w:hAnsi="宋体" w:eastAsia="宋体" w:cs="宋体"/>
+              </w:rPr>
               <w:t>web-prod</w:t>
             </w:r>
           </w:p>
@@ -1551,6 +2257,9 @@
           </w:tcPr>
           <w:p>
             <w:r>
+              <w:rPr>
+                <w:rFonts w:ascii="宋体" w:hAnsi="宋体" w:eastAsia="宋体" w:cs="宋体"/>
+              </w:rPr>
               <w:t>前端 + nginx 反代</w:t>
             </w:r>
           </w:p>
@@ -1561,6 +2270,9 @@
           </w:tcPr>
           <w:p>
             <w:r>
+              <w:rPr>
+                <w:rFonts w:ascii="宋体" w:hAnsi="宋体" w:eastAsia="宋体" w:cs="宋体"/>
+              </w:rPr>
               <w:t>80</w:t>
             </w:r>
           </w:p>
@@ -1573,6 +2285,9 @@
           </w:tcPr>
           <w:p>
             <w:r>
+              <w:rPr>
+                <w:rFonts w:ascii="宋体" w:hAnsi="宋体" w:eastAsia="宋体" w:cs="宋体"/>
+              </w:rPr>
               <w:t>api-prod</w:t>
             </w:r>
           </w:p>
@@ -1583,6 +2298,9 @@
           </w:tcPr>
           <w:p>
             <w:r>
+              <w:rPr>
+                <w:rFonts w:ascii="宋体" w:hAnsi="宋体" w:eastAsia="宋体" w:cs="宋体"/>
+              </w:rPr>
               <w:t>后端 API</w:t>
             </w:r>
           </w:p>
@@ -1593,6 +2311,9 @@
           </w:tcPr>
           <w:p>
             <w:r>
+              <w:rPr>
+                <w:rFonts w:ascii="宋体" w:hAnsi="宋体" w:eastAsia="宋体" w:cs="宋体"/>
+              </w:rPr>
               <w:t>容器内部 5050</w:t>
             </w:r>
           </w:p>
@@ -1605,6 +2326,9 @@
           </w:tcPr>
           <w:p>
             <w:r>
+              <w:rPr>
+                <w:rFonts w:ascii="宋体" w:hAnsi="宋体" w:eastAsia="宋体" w:cs="宋体"/>
+              </w:rPr>
               <w:t>worker-prod</w:t>
             </w:r>
           </w:p>
@@ -1615,6 +2339,9 @@
           </w:tcPr>
           <w:p>
             <w:r>
+              <w:rPr>
+                <w:rFonts w:ascii="宋体" w:hAnsi="宋体" w:eastAsia="宋体" w:cs="宋体"/>
+              </w:rPr>
               <w:t>异步任务 worker</w:t>
             </w:r>
           </w:p>
@@ -1625,6 +2352,9 @@
           </w:tcPr>
           <w:p>
             <w:r>
+              <w:rPr>
+                <w:rFonts w:ascii="宋体" w:hAnsi="宋体" w:eastAsia="宋体" w:cs="宋体"/>
+              </w:rPr>
               <w:t>无</w:t>
             </w:r>
           </w:p>
@@ -1637,6 +2367,9 @@
           </w:tcPr>
           <w:p>
             <w:r>
+              <w:rPr>
+                <w:rFonts w:ascii="宋体" w:hAnsi="宋体" w:eastAsia="宋体" w:cs="宋体"/>
+              </w:rPr>
               <w:t>graph (neo4j)</w:t>
             </w:r>
           </w:p>
@@ -1647,6 +2380,9 @@
           </w:tcPr>
           <w:p>
             <w:r>
+              <w:rPr>
+                <w:rFonts w:ascii="宋体" w:hAnsi="宋体" w:eastAsia="宋体" w:cs="宋体"/>
+              </w:rPr>
               <w:t>图数据库</w:t>
             </w:r>
           </w:p>
@@ -1657,6 +2393,9 @@
           </w:tcPr>
           <w:p>
             <w:r>
+              <w:rPr>
+                <w:rFonts w:ascii="宋体" w:hAnsi="宋体" w:eastAsia="宋体" w:cs="宋体"/>
+              </w:rPr>
               <w:t>容器内部 7687/7474</w:t>
             </w:r>
           </w:p>
@@ -1669,6 +2408,9 @@
           </w:tcPr>
           <w:p>
             <w:r>
+              <w:rPr>
+                <w:rFonts w:ascii="宋体" w:hAnsi="宋体" w:eastAsia="宋体" w:cs="宋体"/>
+              </w:rPr>
               <w:t>postgres</w:t>
             </w:r>
           </w:p>
@@ -1679,6 +2421,9 @@
           </w:tcPr>
           <w:p>
             <w:r>
+              <w:rPr>
+                <w:rFonts w:ascii="宋体" w:hAnsi="宋体" w:eastAsia="宋体" w:cs="宋体"/>
+              </w:rPr>
               <w:t>关系库</w:t>
             </w:r>
           </w:p>
@@ -1689,6 +2434,9 @@
           </w:tcPr>
           <w:p>
             <w:r>
+              <w:rPr>
+                <w:rFonts w:ascii="宋体" w:hAnsi="宋体" w:eastAsia="宋体" w:cs="宋体"/>
+              </w:rPr>
               <w:t>5432（默认映射，建议内网）</w:t>
             </w:r>
           </w:p>
@@ -1701,6 +2449,9 @@
           </w:tcPr>
           <w:p>
             <w:r>
+              <w:rPr>
+                <w:rFonts w:ascii="宋体" w:hAnsi="宋体" w:eastAsia="宋体" w:cs="宋体"/>
+              </w:rPr>
               <w:t>redis</w:t>
             </w:r>
           </w:p>
@@ -1711,6 +2462,9 @@
           </w:tcPr>
           <w:p>
             <w:r>
+              <w:rPr>
+                <w:rFonts w:ascii="宋体" w:hAnsi="宋体" w:eastAsia="宋体" w:cs="宋体"/>
+              </w:rPr>
               <w:t>缓存/事件流</w:t>
             </w:r>
           </w:p>
@@ -1721,6 +2475,9 @@
           </w:tcPr>
           <w:p>
             <w:r>
+              <w:rPr>
+                <w:rFonts w:ascii="宋体" w:hAnsi="宋体" w:eastAsia="宋体" w:cs="宋体"/>
+              </w:rPr>
               <w:t>容器内部 6379</w:t>
             </w:r>
           </w:p>
@@ -1733,6 +2490,9 @@
           </w:tcPr>
           <w:p>
             <w:r>
+              <w:rPr>
+                <w:rFonts w:ascii="宋体" w:hAnsi="宋体" w:eastAsia="宋体" w:cs="宋体"/>
+              </w:rPr>
               <w:t>milvus + etcd + minio</w:t>
             </w:r>
           </w:p>
@@ -1743,6 +2503,9 @@
           </w:tcPr>
           <w:p>
             <w:r>
+              <w:rPr>
+                <w:rFonts w:ascii="宋体" w:hAnsi="宋体" w:eastAsia="宋体" w:cs="宋体"/>
+              </w:rPr>
               <w:t>向量库三件套</w:t>
             </w:r>
           </w:p>
@@ -1753,6 +2516,9 @@
           </w:tcPr>
           <w:p>
             <w:r>
+              <w:rPr>
+                <w:rFonts w:ascii="宋体" w:hAnsi="宋体" w:eastAsia="宋体" w:cs="宋体"/>
+              </w:rPr>
               <w:t>容器内部</w:t>
             </w:r>
           </w:p>
@@ -1765,6 +2531,9 @@
           </w:tcPr>
           <w:p>
             <w:r>
+              <w:rPr>
+                <w:rFonts w:ascii="宋体" w:hAnsi="宋体" w:eastAsia="宋体" w:cs="宋体"/>
+              </w:rPr>
               <w:t>sandbox-provisioner</w:t>
             </w:r>
           </w:p>
@@ -1775,6 +2544,9 @@
           </w:tcPr>
           <w:p>
             <w:r>
+              <w:rPr>
+                <w:rFonts w:ascii="宋体" w:hAnsi="宋体" w:eastAsia="宋体" w:cs="宋体"/>
+              </w:rPr>
               <w:t>代码沙箱调度</w:t>
             </w:r>
           </w:p>
@@ -1785,6 +2557,9 @@
           </w:tcPr>
           <w:p>
             <w:r>
+              <w:rPr>
+                <w:rFonts w:ascii="宋体" w:hAnsi="宋体" w:eastAsia="宋体" w:cs="宋体"/>
+              </w:rPr>
               <w:t>容器内部 8002</w:t>
             </w:r>
           </w:p>
@@ -1797,6 +2572,9 @@
           </w:tcPr>
           <w:p>
             <w:r>
+              <w:rPr>
+                <w:rFonts w:ascii="宋体" w:hAnsi="宋体" w:eastAsia="宋体" w:cs="宋体"/>
+              </w:rPr>
               <w:t>paddlex-ocr</w:t>
             </w:r>
           </w:p>
@@ -1807,6 +2585,9 @@
           </w:tcPr>
           <w:p>
             <w:r>
+              <w:rPr>
+                <w:rFonts w:ascii="宋体" w:hAnsi="宋体" w:eastAsia="宋体" w:cs="宋体"/>
+              </w:rPr>
               <w:t>OCR（可选，需 GPU）</w:t>
             </w:r>
           </w:p>
@@ -1817,6 +2598,9 @@
           </w:tcPr>
           <w:p>
             <w:r>
+              <w:rPr>
+                <w:rFonts w:ascii="宋体" w:hAnsi="宋体" w:eastAsia="宋体" w:cs="宋体"/>
+              </w:rPr>
               <w:t>容器内部 8080</w:t>
             </w:r>
           </w:p>
@@ -1824,21 +2608,39 @@
       </w:tr>
     </w:tbl>
     <w:p>
-      <w:r/>
+      <w:r>
+        <w:rPr>
+          <w:rFonts w:ascii="宋体" w:hAnsi="宋体" w:eastAsia="宋体" w:cs="宋体"/>
+        </w:rPr>
+      </w:r>
     </w:p>
     <w:p>
       <w:pPr/>
       <w:r>
+        <w:rPr>
+          <w:rFonts w:ascii="宋体" w:hAnsi="宋体" w:eastAsia="宋体" w:cs="宋体"/>
+        </w:rPr>
         <w:t>生产环境对外只暴露 80（和可选 5432）。其余全部在 app-network 内部互通。</w:t>
       </w:r>
-      <w:r/>
+      <w:r>
+        <w:rPr>
+          <w:rFonts w:ascii="宋体" w:hAnsi="宋体" w:eastAsia="宋体" w:cs="宋体"/>
+        </w:rPr>
+      </w:r>
     </w:p>
     <w:p>
       <w:pPr/>
       <w:r>
+        <w:rPr>
+          <w:rFonts w:ascii="宋体" w:hAnsi="宋体" w:eastAsia="宋体" w:cs="宋体"/>
+        </w:rPr>
         <w:t>---</w:t>
       </w:r>
-      <w:r/>
+      <w:r>
+        <w:rPr>
+          <w:rFonts w:ascii="宋体" w:hAnsi="宋体" w:eastAsia="宋体" w:cs="宋体"/>
+        </w:rPr>
+      </w:r>
     </w:p>
     <w:p>
       <w:pPr>
@@ -1846,27 +2648,39 @@
       </w:pPr>
       <w:r>
         <w:rPr>
+          <w:rFonts w:ascii="黑体" w:hAnsi="黑体" w:eastAsia="黑体" w:cs="黑体"/>
           <w:color w:val="2C3E50"/>
           <w:sz w:val="36"/>
         </w:rPr>
         <w:t>附录 B：完全离线部署（服务器不能联网）</w:t>
       </w:r>
-      <w:r/>
-    </w:p>
-    <w:p>
-      <w:pPr/>
       <w:r>
-        <w:t>思路：在一台能联网的机器上把镜像全部准备好，导出成 tar，拷到服务器再导入。</w:t>
+        <w:rPr>
+          <w:rFonts w:ascii="黑体" w:hAnsi="黑体" w:eastAsia="黑体" w:cs="黑体"/>
+        </w:rPr>
       </w:r>
-      <w:r/>
     </w:p>
     <w:p>
       <w:pPr/>
       <w:r>
         <w:rPr>
-          <w:rFonts w:ascii="Consolas" w:hAnsi="Consolas"/>
+          <w:rFonts w:ascii="宋体" w:hAnsi="宋体" w:eastAsia="宋体" w:cs="宋体"/>
+        </w:rPr>
+        <w:t>思路：在一台能联网的机器上把镜像全部准备好，导出成 tar，拷到服务器再导入。</w:t>
+      </w:r>
+      <w:r>
+        <w:rPr>
+          <w:rFonts w:ascii="宋体" w:hAnsi="宋体" w:eastAsia="宋体" w:cs="宋体"/>
+        </w:rPr>
+      </w:r>
+    </w:p>
+    <w:p>
+      <w:pPr/>
+      <w:r>
+        <w:rPr>
+          <w:rFonts w:ascii="宋体" w:hAnsi="宋体" w:eastAsia="宋体" w:cs="宋体"/>
           <w:b/>
-          <w:sz w:val="18"/>
+          <w:sz w:val="21"/>
         </w:rPr>
         <w:t># === 在能联网的机器（项目根目录）===</w:t>
         <w:br/>
@@ -1887,14 +2701,25 @@
         <w:br/>
         <w:t>docker compose -f docker-compose.prod.yml --env-file .env.prod up -d   # 注意：离线就别加 --build 了，镜像已就绪</w:t>
       </w:r>
-      <w:r/>
+      <w:r>
+        <w:rPr>
+          <w:rFonts w:ascii="宋体" w:hAnsi="宋体" w:eastAsia="宋体" w:cs="宋体"/>
+        </w:rPr>
+      </w:r>
     </w:p>
     <w:p>
       <w:pPr/>
       <w:r>
+        <w:rPr>
+          <w:rFonts w:ascii="宋体" w:hAnsi="宋体" w:eastAsia="宋体" w:cs="宋体"/>
+        </w:rPr>
         <w:t>离线时 up 不要带 --build，否则它会尝试重新构建并报网络错误。镜像已经 load 进来了，直接 up -d 即可。 注：仓库自带的 scripts/save_docker_images.sh 只导出基础镜像列表（不含本项目自定义镜像），上面用 compose images -q 的方式更全，推荐用上面这条。</w:t>
       </w:r>
-      <w:r/>
+      <w:r>
+        <w:rPr>
+          <w:rFonts w:ascii="宋体" w:hAnsi="宋体" w:eastAsia="宋体" w:cs="宋体"/>
+        </w:rPr>
+      </w:r>
     </w:p>
     <w:sectPr>
       <w:pgSz w:w="12240" w:h="15840"/>
